--- a/Example.docx
+++ b/Example.docx
@@ -1,516 +1,951 @@
 
 <file path=word/document.xml><?xml version="1.0" encoding="utf-8"?>
-<w:document xmlns:w="http://schemas.openxmlformats.org/wordprocessingml/2006/main" xmlns:m="http://schemas.openxmlformats.org/officeDocument/2006/math" xmlns:r="http://schemas.openxmlformats.org/officeDocument/2006/relationships" xmlns:o="urn:schemas-microsoft-com:office:office" xmlns:v="urn:schemas-microsoft-com:vml" xmlns:w10="urn:schemas-microsoft-com:office:word" xmlns:a="http://schemas.openxmlformats.org/drawingml/2006/main" xmlns:pic="http://schemas.openxmlformats.org/drawingml/2006/picture" xmlns:wp="http://schemas.openxmlformats.org/drawingml/2006/wordprocessingDrawing">
+<w:document xmlns:wpc="http://schemas.microsoft.com/office/word/2010/wordprocessingCanvas" xmlns:mc="http://schemas.openxmlformats.org/markup-compatibility/2006" xmlns:o="urn:schemas-microsoft-com:office:office" xmlns:r="http://schemas.openxmlformats.org/officeDocument/2006/relationships" xmlns:m="http://schemas.openxmlformats.org/officeDocument/2006/math" xmlns:v="urn:schemas-microsoft-com:vml" xmlns:wp14="http://schemas.microsoft.com/office/word/2010/wordprocessingDrawing" xmlns:wp="http://schemas.openxmlformats.org/drawingml/2006/wordprocessingDrawing" xmlns:w10="urn:schemas-microsoft-com:office:word" xmlns:w="http://schemas.openxmlformats.org/wordprocessingml/2006/main" xmlns:w14="http://schemas.microsoft.com/office/word/2010/wordml" xmlns:wpg="http://schemas.microsoft.com/office/word/2010/wordprocessingGroup" xmlns:wpi="http://schemas.microsoft.com/office/word/2010/wordprocessingInk" xmlns:wne="http://schemas.microsoft.com/office/word/2006/wordml" xmlns:wps="http://schemas.microsoft.com/office/word/2010/wordprocessingShape" mc:Ignorable="w14 wp14">
   <w:body>
     <w:p>
       <w:pPr>
         <w:pStyle w:val="Title"/>
       </w:pPr>
       <w:r>
-        <w:t xml:space="preserve">OpAmp Divided Feedback</w:t>
+        <w:t>OpAmp Divided Feedback</w:t>
       </w:r>
     </w:p>
-    <w:bookmarkStart w:id="9" w:name="opamp-divided-feedback"/>
     <w:p>
       <w:pPr>
         <w:pStyle w:val="Heading1"/>
       </w:pPr>
+      <w:bookmarkStart w:id="0" w:name="opamp-divided-feedback"/>
       <w:r>
-        <w:t xml:space="preserve">OpAmp Divided Feedback</w:t>
+        <w:t>OpAmp Divided Feedback</w:t>
       </w:r>
     </w:p>
-    <w:p>
-      <w:pPr>
-        <w:pStyle w:val="FirstParagraph"/>
-      </w:pPr>
-      <m:oMath>
-        <m:sSub>
-          <m:e>
-            <m:r>
-              <m:t>R</m:t>
-            </m:r>
-          </m:e>
-          <m:sub>
-            <m:r>
-              <m:t>l</m:t>
-            </m:r>
-            <m:r>
-              <m:t>o</m:t>
-            </m:r>
-            <m:r>
-              <m:t>w</m:t>
-            </m:r>
-            <m:r>
-              <m:t>e</m:t>
-            </m:r>
-            <m:r>
-              <m:t>r</m:t>
-            </m:r>
-          </m:sub>
-        </m:sSub>
-        <m:r>
-          <m:rPr>
-            <m:sty m:val="p"/>
-          </m:rPr>
-          <m:t>=</m:t>
-        </m:r>
-        <m:r>
-          <m:t>1000</m:t>
-        </m:r>
-      </m:oMath>
-      <w:r>
-        <w:t xml:space="preserve"> </w:t>
-      </w:r>
-    </w:p>
-    <w:p>
-      <w:pPr>
-        <w:pStyle w:val="BodyText"/>
-      </w:pPr>
-      <m:oMath>
-        <m:sSub>
-          <m:e>
-            <m:r>
-              <m:t>R</m:t>
-            </m:r>
-          </m:e>
-          <m:sub>
-            <m:r>
-              <m:t>u</m:t>
-            </m:r>
-            <m:r>
-              <m:t>p</m:t>
-            </m:r>
-            <m:r>
-              <m:t>p</m:t>
-            </m:r>
-            <m:r>
-              <m:t>e</m:t>
-            </m:r>
-            <m:r>
-              <m:t>r</m:t>
-            </m:r>
-          </m:sub>
-        </m:sSub>
-        <m:r>
-          <m:rPr>
-            <m:sty m:val="p"/>
-          </m:rPr>
-          <m:t>=</m:t>
-        </m:r>
-        <m:r>
-          <m:t>4000</m:t>
-        </m:r>
-      </m:oMath>
-      <w:r>
-        <w:t xml:space="preserve"> </w:t>
-      </w:r>
-    </w:p>
-    <w:p>
-      <w:pPr>
-        <w:pStyle w:val="BodyText"/>
-      </w:pPr>
-      <m:oMath>
-        <m:sSub>
-          <m:e>
-            <m:r>
-              <m:t>I</m:t>
-            </m:r>
-          </m:e>
-          <m:sub>
-            <m:r>
-              <m:t>B</m:t>
-            </m:r>
-          </m:sub>
-        </m:sSub>
-        <m:r>
-          <m:rPr>
-            <m:sty m:val="p"/>
-          </m:rPr>
-          <m:t>=</m:t>
-        </m:r>
-        <m:r>
-          <m:t>0</m:t>
-        </m:r>
-      </m:oMath>
-      <w:r>
-        <w:t xml:space="preserve"> </w:t>
-      </w:r>
-    </w:p>
-    <w:p>
-      <w:pPr>
-        <w:pStyle w:val="BodyText"/>
-      </w:pPr>
-      <m:oMath>
-        <m:sSub>
-          <m:e>
-            <m:r>
-              <m:t>I</m:t>
-            </m:r>
-          </m:e>
-          <m:sub>
-            <m:r>
-              <m:t>O</m:t>
-            </m:r>
-            <m:r>
-              <m:t>S</m:t>
-            </m:r>
-          </m:sub>
-        </m:sSub>
-        <m:r>
-          <m:rPr>
-            <m:sty m:val="p"/>
-          </m:rPr>
-          <m:t>=</m:t>
-        </m:r>
-        <m:r>
-          <m:t>0</m:t>
-        </m:r>
-      </m:oMath>
-      <w:r>
-        <w:t xml:space="preserve"> </w:t>
-      </w:r>
-    </w:p>
-    <w:p>
-      <w:pPr>
-        <w:pStyle w:val="BodyText"/>
-      </w:pPr>
-      <m:oMath>
-        <m:sSub>
-          <m:e>
-            <m:r>
-              <m:t>V</m:t>
-            </m:r>
-          </m:e>
-          <m:sub>
-            <m:r>
-              <m:t>O</m:t>
-            </m:r>
-            <m:r>
-              <m:t>S</m:t>
-            </m:r>
-          </m:sub>
-        </m:sSub>
-        <m:r>
-          <m:rPr>
-            <m:sty m:val="p"/>
-          </m:rPr>
-          <m:t>=</m:t>
-        </m:r>
-        <m:r>
-          <m:t>0</m:t>
-        </m:r>
-      </m:oMath>
-      <w:r>
-        <w:t xml:space="preserve"> </w:t>
-      </w:r>
-    </w:p>
-    <w:p>
-      <w:pPr>
-        <w:pStyle w:val="BodyText"/>
-      </w:pPr>
-      <m:oMath>
-        <m:sSub>
-          <m:e>
-            <m:r>
-              <m:t>V</m:t>
-            </m:r>
-          </m:e>
-          <m:sub>
-            <m:r>
-              <m:t>i</m:t>
-            </m:r>
-            <m:r>
-              <m:t>n</m:t>
-            </m:r>
-          </m:sub>
-        </m:sSub>
-        <m:r>
-          <m:rPr>
-            <m:sty m:val="p"/>
-          </m:rPr>
-          <m:t>=</m:t>
-        </m:r>
-        <m:r>
-          <m:t>1</m:t>
-        </m:r>
-      </m:oMath>
-      <w:r>
-        <w:t xml:space="preserve"> </w:t>
-      </w:r>
-    </w:p>
-    <w:p>
-      <w:pPr>
-        <w:pStyle w:val="BodyText"/>
-      </w:pPr>
-      <m:oMath>
-        <m:sSub>
-          <m:e>
-            <m:r>
-              <m:t>V</m:t>
-            </m:r>
-          </m:e>
-          <m:sub>
-            <m:r>
-              <m:t>O</m:t>
-            </m:r>
-            <m:r>
-              <m:t>U</m:t>
-            </m:r>
-            <m:r>
-              <m:t>T</m:t>
-            </m:r>
-          </m:sub>
-        </m:sSub>
-        <m:r>
-          <m:rPr>
-            <m:sty m:val="p"/>
-          </m:rPr>
-          <m:t>=</m:t>
-        </m:r>
-        <m:d>
-          <m:dPr>
-            <m:begChr m:val="("/>
-            <m:sepChr m:val=""/>
-            <m:endChr m:val=")"/>
-            <m:grow/>
-          </m:dPr>
-          <m:e>
-            <m:sSub>
-              <m:e>
-                <m:r>
-                  <m:t>V</m:t>
-                </m:r>
-              </m:e>
-              <m:sub>
-                <m:r>
-                  <m:t>i</m:t>
-                </m:r>
-                <m:r>
-                  <m:t>n</m:t>
-                </m:r>
-              </m:sub>
-            </m:sSub>
-            <m:r>
-              <m:rPr>
-                <m:sty m:val="p"/>
-              </m:rPr>
-              <m:t>+</m:t>
-            </m:r>
-            <m:sSub>
-              <m:e>
-                <m:r>
-                  <m:t>V</m:t>
-                </m:r>
-              </m:e>
-              <m:sub>
-                <m:r>
-                  <m:t>O</m:t>
-                </m:r>
-                <m:r>
-                  <m:t>S</m:t>
-                </m:r>
-              </m:sub>
-            </m:sSub>
-          </m:e>
-        </m:d>
-        <m:r>
-          <m:rPr>
-            <m:sty m:val="p"/>
-          </m:rPr>
-          <m:t>⋅</m:t>
-        </m:r>
-        <m:d>
-          <m:dPr>
-            <m:begChr m:val="("/>
-            <m:sepChr m:val=""/>
-            <m:endChr m:val=")"/>
-            <m:grow/>
-          </m:dPr>
-          <m:e>
-            <m:r>
-              <m:t>1</m:t>
-            </m:r>
-            <m:r>
-              <m:rPr>
-                <m:sty m:val="p"/>
-              </m:rPr>
-              <m:t>+</m:t>
-            </m:r>
-            <m:f>
-              <m:fPr>
-                <m:type m:val="bar"/>
-              </m:fPr>
-              <m:num>
-                <m:sSub>
-                  <m:e>
-                    <m:r>
-                      <m:t>R</m:t>
-                    </m:r>
-                  </m:e>
-                  <m:sub>
-                    <m:r>
-                      <m:t>u</m:t>
-                    </m:r>
-                    <m:r>
-                      <m:t>p</m:t>
-                    </m:r>
-                    <m:r>
-                      <m:t>p</m:t>
-                    </m:r>
-                    <m:r>
-                      <m:t>e</m:t>
-                    </m:r>
-                    <m:r>
-                      <m:t>r</m:t>
-                    </m:r>
-                  </m:sub>
-                </m:sSub>
-              </m:num>
-              <m:den>
-                <m:sSub>
-                  <m:e>
-                    <m:r>
-                      <m:t>R</m:t>
-                    </m:r>
-                  </m:e>
-                  <m:sub>
-                    <m:r>
-                      <m:t>l</m:t>
-                    </m:r>
-                    <m:r>
-                      <m:t>o</m:t>
-                    </m:r>
-                    <m:r>
-                      <m:t>w</m:t>
-                    </m:r>
-                    <m:r>
-                      <m:t>e</m:t>
-                    </m:r>
-                    <m:r>
-                      <m:t>r</m:t>
-                    </m:r>
-                  </m:sub>
-                </m:sSub>
-              </m:den>
-            </m:f>
-          </m:e>
-        </m:d>
-        <m:r>
-          <m:rPr>
-            <m:sty m:val="p"/>
-          </m:rPr>
-          <m:t>+</m:t>
-        </m:r>
-        <m:sSub>
-          <m:e>
-            <m:r>
-              <m:t>I</m:t>
-            </m:r>
-          </m:e>
-          <m:sub>
-            <m:r>
-              <m:t>B</m:t>
-            </m:r>
-          </m:sub>
-        </m:sSub>
-        <m:r>
-          <m:rPr>
-            <m:sty m:val="p"/>
-          </m:rPr>
-          <m:t>⋅</m:t>
-        </m:r>
-        <m:sSub>
-          <m:e>
-            <m:r>
-              <m:t>R</m:t>
-            </m:r>
-          </m:e>
-          <m:sub>
-            <m:r>
-              <m:t>u</m:t>
-            </m:r>
-            <m:r>
-              <m:t>p</m:t>
-            </m:r>
-            <m:r>
-              <m:t>p</m:t>
-            </m:r>
-            <m:r>
-              <m:t>e</m:t>
-            </m:r>
-            <m:r>
-              <m:t>r</m:t>
-            </m:r>
-          </m:sub>
-        </m:sSub>
-        <m:r>
-          <m:rPr>
-            <m:sty m:val="p"/>
-          </m:rPr>
-          <m:t>+</m:t>
-        </m:r>
-        <m:f>
-          <m:fPr>
-            <m:type m:val="bar"/>
-          </m:fPr>
-          <m:num>
-            <m:sSub>
-              <m:e>
-                <m:r>
-                  <m:t>I</m:t>
-                </m:r>
-              </m:e>
-              <m:sub>
-                <m:r>
-                  <m:t>O</m:t>
-                </m:r>
-                <m:r>
-                  <m:t>S</m:t>
-                </m:r>
-              </m:sub>
-            </m:sSub>
-          </m:num>
-          <m:den>
-            <m:r>
-              <m:t>2</m:t>
-            </m:r>
-          </m:den>
-        </m:f>
-        <m:r>
-          <m:rPr>
-            <m:sty m:val="p"/>
-          </m:rPr>
-          <m:t>⋅</m:t>
-        </m:r>
-        <m:sSub>
-          <m:e>
-            <m:r>
-              <m:t>R</m:t>
-            </m:r>
-          </m:e>
-          <m:sub>
-            <m:r>
-              <m:t>u</m:t>
-            </m:r>
-            <m:r>
-              <m:t>p</m:t>
-            </m:r>
-            <m:r>
-              <m:t>p</m:t>
-            </m:r>
-            <m:r>
-              <m:t>e</m:t>
-            </m:r>
-            <m:r>
-              <m:t>r</m:t>
-            </m:r>
-          </m:sub>
-        </m:sSub>
-      </m:oMath>
-      <w:r>
-        <w:t xml:space="preserve"> </w:t>
-      </w:r>
-    </w:p>
+    <w:tbl>
+      <w:tblPr>
+        <w:tblStyle w:val="Table"/>
+        <w:tblW w:w="0" w:type="auto"/>
+        <w:tblLook w:val="0000" w:firstRow="0" w:lastRow="0" w:firstColumn="0" w:lastColumn="0" w:noHBand="0" w:noVBand="0"/>
+      </w:tblPr>
+      <w:tblGrid>
+        <w:gridCol w:w="1706"/>
+        <w:gridCol w:w="990"/>
+      </w:tblGrid>
+      <w:tr>
+        <w:tc>
+          <w:tcPr>
+            <w:tcW w:w="0" w:type="auto"/>
+          </w:tcPr>
+          <w:p>
+            <w:pPr>
+              <w:pStyle w:val="Compact"/>
+            </w:pPr>
+            <m:oMath>
+              <m:sSub>
+                <m:sSubPr>
+                  <m:ctrlPr>
+                    <w:rPr>
+                      <w:rFonts w:ascii="Cambria Math" w:hAnsi="Cambria Math"/>
+                    </w:rPr>
+                  </m:ctrlPr>
+                </m:sSubPr>
+                <m:e>
+                  <m:r>
+                    <w:rPr>
+                      <w:rFonts w:ascii="Cambria Math" w:hAnsi="Cambria Math"/>
+                    </w:rPr>
+                    <m:t>R</m:t>
+                  </m:r>
+                </m:e>
+                <m:sub>
+                  <m:r>
+                    <w:rPr>
+                      <w:rFonts w:ascii="Cambria Math" w:hAnsi="Cambria Math"/>
+                    </w:rPr>
+                    <m:t>lower</m:t>
+                  </m:r>
+                </m:sub>
+              </m:sSub>
+              <m:r>
+                <m:rPr>
+                  <m:sty m:val="p"/>
+                </m:rPr>
+                <w:rPr>
+                  <w:rFonts w:ascii="Cambria Math" w:hAnsi="Cambria Math"/>
+                </w:rPr>
+                <m:t>=</m:t>
+              </m:r>
+              <m:r>
+                <w:rPr>
+                  <w:rFonts w:ascii="Cambria Math" w:hAnsi="Cambria Math"/>
+                </w:rPr>
+                <m:t>1000</m:t>
+              </m:r>
+            </m:oMath>
+            <w:r>
+              <w:t xml:space="preserve"> </w:t>
+            </w:r>
+          </w:p>
+        </w:tc>
+        <w:tc>
+          <w:tcPr>
+            <w:tcW w:w="0" w:type="auto"/>
+          </w:tcPr>
+          <w:p>
+            <w:pPr>
+              <w:pStyle w:val="Compact"/>
+              <w:jc w:val="right"/>
+            </w:pPr>
+            <w:r>
+              <w:rPr>
+                <w:i/>
+                <w:iCs/>
+              </w:rPr>
+              <w:t>[Ohms]</w:t>
+            </w:r>
+          </w:p>
+        </w:tc>
+      </w:tr>
+    </w:tbl>
+    <w:p/>
+    <w:tbl>
+      <w:tblPr>
+        <w:tblStyle w:val="Table"/>
+        <w:tblW w:w="0" w:type="auto"/>
+        <w:tblLook w:val="0000" w:firstRow="0" w:lastRow="0" w:firstColumn="0" w:lastColumn="0" w:noHBand="0" w:noVBand="0"/>
+      </w:tblPr>
+      <w:tblGrid>
+        <w:gridCol w:w="1731"/>
+        <w:gridCol w:w="990"/>
+      </w:tblGrid>
+      <w:tr>
+        <w:tc>
+          <w:tcPr>
+            <w:tcW w:w="0" w:type="auto"/>
+          </w:tcPr>
+          <w:p>
+            <w:pPr>
+              <w:pStyle w:val="Compact"/>
+            </w:pPr>
+            <m:oMath>
+              <m:sSub>
+                <m:sSubPr>
+                  <m:ctrlPr>
+                    <w:rPr>
+                      <w:rFonts w:ascii="Cambria Math" w:hAnsi="Cambria Math"/>
+                    </w:rPr>
+                  </m:ctrlPr>
+                </m:sSubPr>
+                <m:e>
+                  <m:r>
+                    <w:rPr>
+                      <w:rFonts w:ascii="Cambria Math" w:hAnsi="Cambria Math"/>
+                    </w:rPr>
+                    <m:t>R</m:t>
+                  </m:r>
+                </m:e>
+                <m:sub>
+                  <m:r>
+                    <w:rPr>
+                      <w:rFonts w:ascii="Cambria Math" w:hAnsi="Cambria Math"/>
+                    </w:rPr>
+                    <m:t>upper</m:t>
+                  </m:r>
+                </m:sub>
+              </m:sSub>
+              <m:r>
+                <m:rPr>
+                  <m:sty m:val="p"/>
+                </m:rPr>
+                <w:rPr>
+                  <w:rFonts w:ascii="Cambria Math" w:hAnsi="Cambria Math"/>
+                </w:rPr>
+                <m:t>=</m:t>
+              </m:r>
+              <m:r>
+                <w:rPr>
+                  <w:rFonts w:ascii="Cambria Math" w:hAnsi="Cambria Math"/>
+                </w:rPr>
+                <m:t>4000</m:t>
+              </m:r>
+            </m:oMath>
+            <w:r>
+              <w:t xml:space="preserve"> </w:t>
+            </w:r>
+          </w:p>
+        </w:tc>
+        <w:tc>
+          <w:tcPr>
+            <w:tcW w:w="0" w:type="auto"/>
+          </w:tcPr>
+          <w:p>
+            <w:pPr>
+              <w:pStyle w:val="Compact"/>
+              <w:jc w:val="right"/>
+            </w:pPr>
+            <w:r>
+              <w:rPr>
+                <w:i/>
+                <w:iCs/>
+              </w:rPr>
+              <w:t>[Ohms]</w:t>
+            </w:r>
+          </w:p>
+        </w:tc>
+      </w:tr>
+    </w:tbl>
+    <w:p/>
+    <w:tbl>
+      <w:tblPr>
+        <w:tblStyle w:val="Table"/>
+        <w:tblW w:w="0" w:type="auto"/>
+        <w:tblLook w:val="0000" w:firstRow="0" w:lastRow="0" w:firstColumn="0" w:lastColumn="0" w:noHBand="0" w:noVBand="0"/>
+      </w:tblPr>
+      <w:tblGrid>
+        <w:gridCol w:w="869"/>
+        <w:gridCol w:w="510"/>
+      </w:tblGrid>
+      <w:tr>
+        <w:tc>
+          <w:tcPr>
+            <w:tcW w:w="0" w:type="auto"/>
+          </w:tcPr>
+          <w:p>
+            <w:pPr>
+              <w:pStyle w:val="Compact"/>
+            </w:pPr>
+            <m:oMath>
+              <m:sSub>
+                <m:sSubPr>
+                  <m:ctrlPr>
+                    <w:rPr>
+                      <w:rFonts w:ascii="Cambria Math" w:hAnsi="Cambria Math"/>
+                    </w:rPr>
+                  </m:ctrlPr>
+                </m:sSubPr>
+                <m:e>
+                  <m:r>
+                    <w:rPr>
+                      <w:rFonts w:ascii="Cambria Math" w:hAnsi="Cambria Math"/>
+                    </w:rPr>
+                    <m:t>I</m:t>
+                  </m:r>
+                </m:e>
+                <m:sub>
+                  <m:r>
+                    <w:rPr>
+                      <w:rFonts w:ascii="Cambria Math" w:hAnsi="Cambria Math"/>
+                    </w:rPr>
+                    <m:t>B</m:t>
+                  </m:r>
+                </m:sub>
+              </m:sSub>
+              <m:r>
+                <m:rPr>
+                  <m:sty m:val="p"/>
+                </m:rPr>
+                <w:rPr>
+                  <w:rFonts w:ascii="Cambria Math" w:hAnsi="Cambria Math"/>
+                </w:rPr>
+                <m:t>=</m:t>
+              </m:r>
+              <m:r>
+                <w:rPr>
+                  <w:rFonts w:ascii="Cambria Math" w:hAnsi="Cambria Math"/>
+                </w:rPr>
+                <m:t>0</m:t>
+              </m:r>
+            </m:oMath>
+            <w:r>
+              <w:t xml:space="preserve"> </w:t>
+            </w:r>
+          </w:p>
+        </w:tc>
+        <w:tc>
+          <w:tcPr>
+            <w:tcW w:w="0" w:type="auto"/>
+          </w:tcPr>
+          <w:p>
+            <w:pPr>
+              <w:pStyle w:val="Compact"/>
+              <w:jc w:val="right"/>
+            </w:pPr>
+            <w:r>
+              <w:rPr>
+                <w:i/>
+                <w:iCs/>
+              </w:rPr>
+              <w:t>[A]</w:t>
+            </w:r>
+          </w:p>
+        </w:tc>
+      </w:tr>
+    </w:tbl>
+    <w:p/>
+    <w:tbl>
+      <w:tblPr>
+        <w:tblStyle w:val="Table"/>
+        <w:tblW w:w="0" w:type="auto"/>
+        <w:tblLook w:val="0000" w:firstRow="0" w:lastRow="0" w:firstColumn="0" w:lastColumn="0" w:noHBand="0" w:noVBand="0"/>
+      </w:tblPr>
+      <w:tblGrid>
+        <w:gridCol w:w="965"/>
+        <w:gridCol w:w="510"/>
+      </w:tblGrid>
+      <w:tr>
+        <w:tc>
+          <w:tcPr>
+            <w:tcW w:w="0" w:type="auto"/>
+          </w:tcPr>
+          <w:p>
+            <w:pPr>
+              <w:pStyle w:val="Compact"/>
+            </w:pPr>
+            <m:oMath>
+              <m:sSub>
+                <m:sSubPr>
+                  <m:ctrlPr>
+                    <w:rPr>
+                      <w:rFonts w:ascii="Cambria Math" w:hAnsi="Cambria Math"/>
+                    </w:rPr>
+                  </m:ctrlPr>
+                </m:sSubPr>
+                <m:e>
+                  <m:r>
+                    <w:rPr>
+                      <w:rFonts w:ascii="Cambria Math" w:hAnsi="Cambria Math"/>
+                    </w:rPr>
+                    <m:t>I</m:t>
+                  </m:r>
+                </m:e>
+                <m:sub>
+                  <m:r>
+                    <w:rPr>
+                      <w:rFonts w:ascii="Cambria Math" w:hAnsi="Cambria Math"/>
+                    </w:rPr>
+                    <m:t>OS</m:t>
+                  </m:r>
+                </m:sub>
+              </m:sSub>
+              <m:r>
+                <m:rPr>
+                  <m:sty m:val="p"/>
+                </m:rPr>
+                <w:rPr>
+                  <w:rFonts w:ascii="Cambria Math" w:hAnsi="Cambria Math"/>
+                </w:rPr>
+                <m:t>=</m:t>
+              </m:r>
+              <m:r>
+                <w:rPr>
+                  <w:rFonts w:ascii="Cambria Math" w:hAnsi="Cambria Math"/>
+                </w:rPr>
+                <m:t>0</m:t>
+              </m:r>
+            </m:oMath>
+            <w:r>
+              <w:t xml:space="preserve"> </w:t>
+            </w:r>
+          </w:p>
+        </w:tc>
+        <w:tc>
+          <w:tcPr>
+            <w:tcW w:w="0" w:type="auto"/>
+          </w:tcPr>
+          <w:p>
+            <w:pPr>
+              <w:pStyle w:val="Compact"/>
+              <w:jc w:val="right"/>
+            </w:pPr>
+            <w:r>
+              <w:rPr>
+                <w:i/>
+                <w:iCs/>
+              </w:rPr>
+              <w:t>[A]</w:t>
+            </w:r>
+          </w:p>
+        </w:tc>
+      </w:tr>
+    </w:tbl>
+    <w:p/>
+    <w:tbl>
+      <w:tblPr>
+        <w:tblStyle w:val="Table"/>
+        <w:tblW w:w="0" w:type="auto"/>
+        <w:tblLook w:val="0000" w:firstRow="0" w:lastRow="0" w:firstColumn="0" w:lastColumn="0" w:noHBand="0" w:noVBand="0"/>
+      </w:tblPr>
+      <w:tblGrid>
+        <w:gridCol w:w="1006"/>
+        <w:gridCol w:w="510"/>
+      </w:tblGrid>
+      <w:tr>
+        <w:tc>
+          <w:tcPr>
+            <w:tcW w:w="0" w:type="auto"/>
+          </w:tcPr>
+          <w:p>
+            <w:pPr>
+              <w:pStyle w:val="Compact"/>
+            </w:pPr>
+            <m:oMath>
+              <m:sSub>
+                <m:sSubPr>
+                  <m:ctrlPr>
+                    <w:rPr>
+                      <w:rFonts w:ascii="Cambria Math" w:hAnsi="Cambria Math"/>
+                    </w:rPr>
+                  </m:ctrlPr>
+                </m:sSubPr>
+                <m:e>
+                  <m:r>
+                    <w:rPr>
+                      <w:rFonts w:ascii="Cambria Math" w:hAnsi="Cambria Math"/>
+                    </w:rPr>
+                    <m:t>V</m:t>
+                  </m:r>
+                </m:e>
+                <m:sub>
+                  <m:r>
+                    <w:rPr>
+                      <w:rFonts w:ascii="Cambria Math" w:hAnsi="Cambria Math"/>
+                    </w:rPr>
+                    <m:t>OS</m:t>
+                  </m:r>
+                </m:sub>
+              </m:sSub>
+              <m:r>
+                <m:rPr>
+                  <m:sty m:val="p"/>
+                </m:rPr>
+                <w:rPr>
+                  <w:rFonts w:ascii="Cambria Math" w:hAnsi="Cambria Math"/>
+                </w:rPr>
+                <m:t>=</m:t>
+              </m:r>
+              <m:r>
+                <w:rPr>
+                  <w:rFonts w:ascii="Cambria Math" w:hAnsi="Cambria Math"/>
+                </w:rPr>
+                <m:t>0</m:t>
+              </m:r>
+            </m:oMath>
+            <w:r>
+              <w:t xml:space="preserve"> </w:t>
+            </w:r>
+          </w:p>
+        </w:tc>
+        <w:tc>
+          <w:tcPr>
+            <w:tcW w:w="0" w:type="auto"/>
+          </w:tcPr>
+          <w:p>
+            <w:pPr>
+              <w:pStyle w:val="Compact"/>
+              <w:jc w:val="right"/>
+            </w:pPr>
+            <w:r>
+              <w:rPr>
+                <w:i/>
+                <w:iCs/>
+              </w:rPr>
+              <w:t>[V]</w:t>
+            </w:r>
+          </w:p>
+        </w:tc>
+      </w:tr>
+    </w:tbl>
+    <w:p/>
+    <w:tbl>
+      <w:tblPr>
+        <w:tblStyle w:val="Table"/>
+        <w:tblW w:w="0" w:type="auto"/>
+        <w:tblLook w:val="0000" w:firstRow="0" w:lastRow="0" w:firstColumn="0" w:lastColumn="0" w:noHBand="0" w:noVBand="0"/>
+      </w:tblPr>
+      <w:tblGrid>
+        <w:gridCol w:w="963"/>
+        <w:gridCol w:w="510"/>
+      </w:tblGrid>
+      <w:tr>
+        <w:tc>
+          <w:tcPr>
+            <w:tcW w:w="0" w:type="auto"/>
+          </w:tcPr>
+          <w:bookmarkStart w:id="1" w:name="_GoBack" w:colFirst="2" w:colLast="2"/>
+          <w:p>
+            <w:pPr>
+              <w:pStyle w:val="Compact"/>
+            </w:pPr>
+            <m:oMath>
+              <m:sSub>
+                <m:sSubPr>
+                  <m:ctrlPr>
+                    <w:rPr>
+                      <w:rFonts w:ascii="Cambria Math" w:hAnsi="Cambria Math"/>
+                    </w:rPr>
+                  </m:ctrlPr>
+                </m:sSubPr>
+                <m:e>
+                  <m:r>
+                    <w:rPr>
+                      <w:rFonts w:ascii="Cambria Math" w:hAnsi="Cambria Math"/>
+                    </w:rPr>
+                    <m:t>V</m:t>
+                  </m:r>
+                </m:e>
+                <m:sub>
+                  <m:r>
+                    <w:rPr>
+                      <w:rFonts w:ascii="Cambria Math" w:hAnsi="Cambria Math"/>
+                    </w:rPr>
+                    <m:t>in</m:t>
+                  </m:r>
+                </m:sub>
+              </m:sSub>
+              <m:r>
+                <m:rPr>
+                  <m:sty m:val="p"/>
+                </m:rPr>
+                <w:rPr>
+                  <w:rFonts w:ascii="Cambria Math" w:hAnsi="Cambria Math"/>
+                </w:rPr>
+                <m:t>=</m:t>
+              </m:r>
+              <m:r>
+                <w:rPr>
+                  <w:rFonts w:ascii="Cambria Math" w:hAnsi="Cambria Math"/>
+                </w:rPr>
+                <m:t>1</m:t>
+              </m:r>
+            </m:oMath>
+            <w:r>
+              <w:t xml:space="preserve"> </w:t>
+            </w:r>
+          </w:p>
+        </w:tc>
+        <w:tc>
+          <w:tcPr>
+            <w:tcW w:w="0" w:type="auto"/>
+          </w:tcPr>
+          <w:p>
+            <w:pPr>
+              <w:pStyle w:val="Compact"/>
+              <w:jc w:val="right"/>
+            </w:pPr>
+            <w:r>
+              <w:rPr>
+                <w:i/>
+                <w:iCs/>
+              </w:rPr>
+              <w:t>[V]</w:t>
+            </w:r>
+          </w:p>
+        </w:tc>
+      </w:tr>
+      <w:bookmarkEnd w:id="1"/>
+    </w:tbl>
+    <w:p/>
+    <w:tbl>
+      <w:tblPr>
+        <w:tblStyle w:val="Table"/>
+        <w:tblW w:w="5000" w:type="pct"/>
+        <w:tblLayout w:type="fixed"/>
+        <w:tblLook w:val="0000" w:firstRow="0" w:lastRow="0" w:firstColumn="0" w:lastColumn="0" w:noHBand="0" w:noVBand="0"/>
+      </w:tblPr>
+      <w:tblGrid>
+        <w:gridCol w:w="6408"/>
+        <w:gridCol w:w="3168"/>
+      </w:tblGrid>
+      <w:tr>
+        <w:tc>
+          <w:tcPr>
+            <w:tcW w:w="6408" w:type="dxa"/>
+          </w:tcPr>
+          <w:p>
+            <w:pPr>
+              <w:pStyle w:val="Compact"/>
+            </w:pPr>
+            <m:oMath>
+              <m:sSub>
+                <m:sSubPr>
+                  <m:ctrlPr>
+                    <w:rPr>
+                      <w:rFonts w:ascii="Cambria Math" w:hAnsi="Cambria Math"/>
+                    </w:rPr>
+                  </m:ctrlPr>
+                </m:sSubPr>
+                <m:e>
+                  <m:r>
+                    <w:rPr>
+                      <w:rFonts w:ascii="Cambria Math" w:hAnsi="Cambria Math"/>
+                    </w:rPr>
+                    <m:t>V</m:t>
+                  </m:r>
+                </m:e>
+                <m:sub>
+                  <m:r>
+                    <w:rPr>
+                      <w:rFonts w:ascii="Cambria Math" w:hAnsi="Cambria Math"/>
+                    </w:rPr>
+                    <m:t>OUT</m:t>
+                  </m:r>
+                </m:sub>
+              </m:sSub>
+              <m:r>
+                <m:rPr>
+                  <m:sty m:val="p"/>
+                </m:rPr>
+                <w:rPr>
+                  <w:rFonts w:ascii="Cambria Math" w:hAnsi="Cambria Math"/>
+                </w:rPr>
+                <m:t>=</m:t>
+              </m:r>
+              <m:d>
+                <m:dPr>
+                  <m:ctrlPr>
+                    <w:rPr>
+                      <w:rFonts w:ascii="Cambria Math" w:hAnsi="Cambria Math"/>
+                    </w:rPr>
+                  </m:ctrlPr>
+                </m:dPr>
+                <m:e>
+                  <m:sSub>
+                    <m:sSubPr>
+                      <m:ctrlPr>
+                        <w:rPr>
+                          <w:rFonts w:ascii="Cambria Math" w:hAnsi="Cambria Math"/>
+                        </w:rPr>
+                      </m:ctrlPr>
+                    </m:sSubPr>
+                    <m:e>
+                      <m:r>
+                        <w:rPr>
+                          <w:rFonts w:ascii="Cambria Math" w:hAnsi="Cambria Math"/>
+                        </w:rPr>
+                        <m:t>V</m:t>
+                      </m:r>
+                    </m:e>
+                    <m:sub>
+                      <m:r>
+                        <w:rPr>
+                          <w:rFonts w:ascii="Cambria Math" w:hAnsi="Cambria Math"/>
+                        </w:rPr>
+                        <m:t>in</m:t>
+                      </m:r>
+                    </m:sub>
+                  </m:sSub>
+                  <m:r>
+                    <m:rPr>
+                      <m:sty m:val="p"/>
+                    </m:rPr>
+                    <w:rPr>
+                      <w:rFonts w:ascii="Cambria Math" w:hAnsi="Cambria Math"/>
+                    </w:rPr>
+                    <m:t>+</m:t>
+                  </m:r>
+                  <m:sSub>
+                    <m:sSubPr>
+                      <m:ctrlPr>
+                        <w:rPr>
+                          <w:rFonts w:ascii="Cambria Math" w:hAnsi="Cambria Math"/>
+                        </w:rPr>
+                      </m:ctrlPr>
+                    </m:sSubPr>
+                    <m:e>
+                      <m:r>
+                        <w:rPr>
+                          <w:rFonts w:ascii="Cambria Math" w:hAnsi="Cambria Math"/>
+                        </w:rPr>
+                        <m:t>V</m:t>
+                      </m:r>
+                    </m:e>
+                    <m:sub>
+                      <m:r>
+                        <w:rPr>
+                          <w:rFonts w:ascii="Cambria Math" w:hAnsi="Cambria Math"/>
+                        </w:rPr>
+                        <m:t>OS</m:t>
+                      </m:r>
+                    </m:sub>
+                  </m:sSub>
+                </m:e>
+              </m:d>
+              <m:r>
+                <m:rPr>
+                  <m:sty m:val="p"/>
+                </m:rPr>
+                <w:rPr>
+                  <w:rFonts w:ascii="Cambria Math" w:hAnsi="Cambria Math"/>
+                </w:rPr>
+                <m:t>⋅</m:t>
+              </m:r>
+              <m:d>
+                <m:dPr>
+                  <m:ctrlPr>
+                    <w:rPr>
+                      <w:rFonts w:ascii="Cambria Math" w:hAnsi="Cambria Math"/>
+                    </w:rPr>
+                  </m:ctrlPr>
+                </m:dPr>
+                <m:e>
+                  <m:r>
+                    <w:rPr>
+                      <w:rFonts w:ascii="Cambria Math" w:hAnsi="Cambria Math"/>
+                    </w:rPr>
+                    <m:t>1</m:t>
+                  </m:r>
+                  <m:r>
+                    <m:rPr>
+                      <m:sty m:val="p"/>
+                    </m:rPr>
+                    <w:rPr>
+                      <w:rFonts w:ascii="Cambria Math" w:hAnsi="Cambria Math"/>
+                    </w:rPr>
+                    <m:t>+</m:t>
+                  </m:r>
+                  <m:f>
+                    <m:fPr>
+                      <m:ctrlPr>
+                        <w:rPr>
+                          <w:rFonts w:ascii="Cambria Math" w:hAnsi="Cambria Math"/>
+                        </w:rPr>
+                      </m:ctrlPr>
+                    </m:fPr>
+                    <m:num>
+                      <m:sSub>
+                        <m:sSubPr>
+                          <m:ctrlPr>
+                            <w:rPr>
+                              <w:rFonts w:ascii="Cambria Math" w:hAnsi="Cambria Math"/>
+                            </w:rPr>
+                          </m:ctrlPr>
+                        </m:sSubPr>
+                        <m:e>
+                          <m:r>
+                            <w:rPr>
+                              <w:rFonts w:ascii="Cambria Math" w:hAnsi="Cambria Math"/>
+                            </w:rPr>
+                            <m:t>R</m:t>
+                          </m:r>
+                        </m:e>
+                        <m:sub>
+                          <m:r>
+                            <w:rPr>
+                              <w:rFonts w:ascii="Cambria Math" w:hAnsi="Cambria Math"/>
+                            </w:rPr>
+                            <m:t>upper</m:t>
+                          </m:r>
+                        </m:sub>
+                      </m:sSub>
+                    </m:num>
+                    <m:den>
+                      <m:sSub>
+                        <m:sSubPr>
+                          <m:ctrlPr>
+                            <w:rPr>
+                              <w:rFonts w:ascii="Cambria Math" w:hAnsi="Cambria Math"/>
+                            </w:rPr>
+                          </m:ctrlPr>
+                        </m:sSubPr>
+                        <m:e>
+                          <m:r>
+                            <w:rPr>
+                              <w:rFonts w:ascii="Cambria Math" w:hAnsi="Cambria Math"/>
+                            </w:rPr>
+                            <m:t>R</m:t>
+                          </m:r>
+                        </m:e>
+                        <m:sub>
+                          <m:r>
+                            <w:rPr>
+                              <w:rFonts w:ascii="Cambria Math" w:hAnsi="Cambria Math"/>
+                            </w:rPr>
+                            <m:t>lower</m:t>
+                          </m:r>
+                        </m:sub>
+                      </m:sSub>
+                    </m:den>
+                  </m:f>
+                </m:e>
+              </m:d>
+              <m:r>
+                <m:rPr>
+                  <m:sty m:val="p"/>
+                </m:rPr>
+                <w:rPr>
+                  <w:rFonts w:ascii="Cambria Math" w:hAnsi="Cambria Math"/>
+                </w:rPr>
+                <m:t>+</m:t>
+              </m:r>
+              <m:sSub>
+                <m:sSubPr>
+                  <m:ctrlPr>
+                    <w:rPr>
+                      <w:rFonts w:ascii="Cambria Math" w:hAnsi="Cambria Math"/>
+                    </w:rPr>
+                  </m:ctrlPr>
+                </m:sSubPr>
+                <m:e>
+                  <m:r>
+                    <w:rPr>
+                      <w:rFonts w:ascii="Cambria Math" w:hAnsi="Cambria Math"/>
+                    </w:rPr>
+                    <m:t>I</m:t>
+                  </m:r>
+                </m:e>
+                <m:sub>
+                  <m:r>
+                    <w:rPr>
+                      <w:rFonts w:ascii="Cambria Math" w:hAnsi="Cambria Math"/>
+                    </w:rPr>
+                    <m:t>B</m:t>
+                  </m:r>
+                </m:sub>
+              </m:sSub>
+              <m:r>
+                <m:rPr>
+                  <m:sty m:val="p"/>
+                </m:rPr>
+                <w:rPr>
+                  <w:rFonts w:ascii="Cambria Math" w:hAnsi="Cambria Math"/>
+                </w:rPr>
+                <m:t>⋅</m:t>
+              </m:r>
+              <m:sSub>
+                <m:sSubPr>
+                  <m:ctrlPr>
+                    <w:rPr>
+                      <w:rFonts w:ascii="Cambria Math" w:hAnsi="Cambria Math"/>
+                    </w:rPr>
+                  </m:ctrlPr>
+                </m:sSubPr>
+                <m:e>
+                  <m:r>
+                    <w:rPr>
+                      <w:rFonts w:ascii="Cambria Math" w:hAnsi="Cambria Math"/>
+                    </w:rPr>
+                    <m:t>R</m:t>
+                  </m:r>
+                </m:e>
+                <m:sub>
+                  <m:r>
+                    <w:rPr>
+                      <w:rFonts w:ascii="Cambria Math" w:hAnsi="Cambria Math"/>
+                    </w:rPr>
+                    <m:t>upper</m:t>
+                  </m:r>
+                </m:sub>
+              </m:sSub>
+              <m:r>
+                <m:rPr>
+                  <m:sty m:val="p"/>
+                </m:rPr>
+                <w:rPr>
+                  <w:rFonts w:ascii="Cambria Math" w:hAnsi="Cambria Math"/>
+                </w:rPr>
+                <m:t>+</m:t>
+              </m:r>
+              <m:f>
+                <m:fPr>
+                  <m:ctrlPr>
+                    <w:rPr>
+                      <w:rFonts w:ascii="Cambria Math" w:hAnsi="Cambria Math"/>
+                    </w:rPr>
+                  </m:ctrlPr>
+                </m:fPr>
+                <m:num>
+                  <m:sSub>
+                    <m:sSubPr>
+                      <m:ctrlPr>
+                        <w:rPr>
+                          <w:rFonts w:ascii="Cambria Math" w:hAnsi="Cambria Math"/>
+                        </w:rPr>
+                      </m:ctrlPr>
+                    </m:sSubPr>
+                    <m:e>
+                      <m:r>
+                        <w:rPr>
+                          <w:rFonts w:ascii="Cambria Math" w:hAnsi="Cambria Math"/>
+                        </w:rPr>
+                        <m:t>I</m:t>
+                      </m:r>
+                    </m:e>
+                    <m:sub>
+                      <m:r>
+                        <w:rPr>
+                          <w:rFonts w:ascii="Cambria Math" w:hAnsi="Cambria Math"/>
+                        </w:rPr>
+                        <m:t>OS</m:t>
+                      </m:r>
+                    </m:sub>
+                  </m:sSub>
+                </m:num>
+                <m:den>
+                  <m:r>
+                    <w:rPr>
+                      <w:rFonts w:ascii="Cambria Math" w:hAnsi="Cambria Math"/>
+                    </w:rPr>
+                    <m:t>2</m:t>
+                  </m:r>
+                </m:den>
+              </m:f>
+              <m:r>
+                <m:rPr>
+                  <m:sty m:val="p"/>
+                </m:rPr>
+                <w:rPr>
+                  <w:rFonts w:ascii="Cambria Math" w:hAnsi="Cambria Math"/>
+                </w:rPr>
+                <m:t>⋅</m:t>
+              </m:r>
+              <m:sSub>
+                <m:sSubPr>
+                  <m:ctrlPr>
+                    <w:rPr>
+                      <w:rFonts w:ascii="Cambria Math" w:hAnsi="Cambria Math"/>
+                    </w:rPr>
+                  </m:ctrlPr>
+                </m:sSubPr>
+                <m:e>
+                  <m:r>
+                    <w:rPr>
+                      <w:rFonts w:ascii="Cambria Math" w:hAnsi="Cambria Math"/>
+                    </w:rPr>
+                    <m:t>R</m:t>
+                  </m:r>
+                </m:e>
+                <m:sub>
+                  <m:r>
+                    <w:rPr>
+                      <w:rFonts w:ascii="Cambria Math" w:hAnsi="Cambria Math"/>
+                    </w:rPr>
+                    <m:t>upper</m:t>
+                  </m:r>
+                </m:sub>
+              </m:sSub>
+            </m:oMath>
+            <w:r>
+              <w:t xml:space="preserve"> </w:t>
+            </w:r>
+          </w:p>
+        </w:tc>
+        <w:tc>
+          <w:tcPr>
+            <w:tcW w:w="3168" w:type="dxa"/>
+          </w:tcPr>
+          <w:p>
+            <w:pPr>
+              <w:pStyle w:val="Compact"/>
+            </w:pPr>
+            <w:r>
+              <w:rPr>
+                <w:i/>
+                <w:iCs/>
+              </w:rPr>
+              <w:t>[V]</w:t>
+            </w:r>
+          </w:p>
+        </w:tc>
+      </w:tr>
+    </w:tbl>
     <w:p>
       <w:pPr>
         <w:pStyle w:val="BodyText"/>
@@ -520,7 +955,7 @@
           <w:b/>
           <w:bCs/>
         </w:rPr>
-        <w:t xml:space="preserve">Extreme Value Analysis</w:t>
+        <w:t>Extreme Value Analysis</w:t>
       </w:r>
     </w:p>
     <w:p>
@@ -528,27 +963,31 @@
         <w:pStyle w:val="BodyText"/>
       </w:pPr>
       <w:r>
-        <w:t xml:space="preserve">Query:</w:t>
-      </w:r>
-      <w:r>
-        <w:t xml:space="preserve"> </w:t>
+        <w:t xml:space="preserve">Query: </w:t>
       </w:r>
       <m:oMath>
         <m:sSub>
+          <m:sSubPr>
+            <m:ctrlPr>
+              <w:rPr>
+                <w:rFonts w:ascii="Cambria Math" w:hAnsi="Cambria Math"/>
+              </w:rPr>
+            </m:ctrlPr>
+          </m:sSubPr>
           <m:e>
             <m:r>
+              <w:rPr>
+                <w:rFonts w:ascii="Cambria Math" w:hAnsi="Cambria Math"/>
+              </w:rPr>
               <m:t>V</m:t>
             </m:r>
           </m:e>
           <m:sub>
             <m:r>
-              <m:t>O</m:t>
-            </m:r>
-            <m:r>
-              <m:t>U</m:t>
-            </m:r>
-            <m:r>
-              <m:t>T</m:t>
+              <w:rPr>
+                <w:rFonts w:ascii="Cambria Math" w:hAnsi="Cambria Math"/>
+              </w:rPr>
+              <m:t>OUT</m:t>
             </m:r>
           </m:sub>
         </m:sSub>
@@ -556,6 +995,9 @@
           <m:rPr>
             <m:sty m:val="p"/>
           </m:rPr>
+          <w:rPr>
+            <w:rFonts w:ascii="Cambria Math" w:hAnsi="Cambria Math"/>
+          </w:rPr>
           <m:t>=</m:t>
         </m:r>
       </m:oMath>
@@ -566,82 +1008,92 @@
     <w:tbl>
       <w:tblPr>
         <w:tblStyle w:val="Table"/>
-        <w:tblW w:type="pct" w:w="5000"/>
+        <w:tblW w:w="5000" w:type="pct"/>
         <w:tblLayout w:type="fixed"/>
-        <w:tblLook w:firstRow="1" w:lastRow="0" w:firstColumn="0" w:lastColumn="0" w:noHBand="0" w:noVBand="0" w:val="0020"/>
+        <w:tblLook w:val="0020" w:firstRow="1" w:lastRow="0" w:firstColumn="0" w:lastColumn="0" w:noHBand="0" w:noVBand="0"/>
       </w:tblPr>
       <w:tblGrid>
-        <w:gridCol w:w="4148"/>
-        <w:gridCol w:w="1885"/>
-        <w:gridCol w:w="1885"/>
+        <w:gridCol w:w="5016"/>
+        <w:gridCol w:w="2280"/>
+        <w:gridCol w:w="2280"/>
       </w:tblGrid>
       <w:tr>
         <w:trPr>
-          <w:tblHeader w:val="on"/>
+          <w:cnfStyle w:val="100000000000" w:firstRow="1" w:lastRow="0" w:firstColumn="0" w:lastColumn="0" w:oddVBand="0" w:evenVBand="0" w:oddHBand="0" w:evenHBand="0" w:firstRowFirstColumn="0" w:firstRowLastColumn="0" w:lastRowFirstColumn="0" w:lastRowLastColumn="0"/>
+          <w:tblHeader/>
         </w:trPr>
         <w:tc>
-          <w:tcPr/>
+          <w:tcPr>
+            <w:tcW w:w="4148" w:type="dxa"/>
+          </w:tcPr>
           <w:p>
             <w:pPr>
               <w:pStyle w:val="Compact"/>
             </w:pPr>
             <w:r>
-              <w:t xml:space="preserve">Parameter</w:t>
+              <w:t>Parameter</w:t>
             </w:r>
           </w:p>
         </w:tc>
         <w:tc>
-          <w:tcPr/>
+          <w:tcPr>
+            <w:tcW w:w="1885" w:type="dxa"/>
+          </w:tcPr>
           <w:p>
             <w:pPr>
               <w:pStyle w:val="Compact"/>
             </w:pPr>
             <w:r>
-              <w:t xml:space="preserve">Min</w:t>
+              <w:t>Min</w:t>
             </w:r>
           </w:p>
         </w:tc>
         <w:tc>
-          <w:tcPr/>
+          <w:tcPr>
+            <w:tcW w:w="1885" w:type="dxa"/>
+          </w:tcPr>
           <w:p>
             <w:pPr>
               <w:pStyle w:val="Compact"/>
             </w:pPr>
             <w:r>
-              <w:t xml:space="preserve">Max</w:t>
+              <w:t>Max</w:t>
             </w:r>
           </w:p>
         </w:tc>
       </w:tr>
       <w:tr>
         <w:tc>
-          <w:tcPr/>
+          <w:tcPr>
+            <w:tcW w:w="4148" w:type="dxa"/>
+          </w:tcPr>
           <w:p>
             <w:pPr>
               <w:pStyle w:val="Compact"/>
             </w:pPr>
             <m:oMath>
               <m:sSub>
+                <m:sSubPr>
+                  <m:ctrlPr>
+                    <w:rPr>
+                      <w:rFonts w:ascii="Cambria Math" w:hAnsi="Cambria Math"/>
+                    </w:rPr>
+                  </m:ctrlPr>
+                </m:sSubPr>
                 <m:e>
                   <m:r>
+                    <w:rPr>
+                      <w:rFonts w:ascii="Cambria Math" w:hAnsi="Cambria Math"/>
+                    </w:rPr>
                     <m:t>R</m:t>
                   </m:r>
                 </m:e>
                 <m:sub>
                   <m:r>
-                    <m:t>l</m:t>
-                  </m:r>
-                  <m:r>
-                    <m:t>o</m:t>
-                  </m:r>
-                  <m:r>
-                    <m:t>w</m:t>
-                  </m:r>
-                  <m:r>
-                    <m:t>e</m:t>
-                  </m:r>
-                  <m:r>
-                    <m:t>r</m:t>
+                    <w:rPr>
+                      <w:rFonts w:ascii="Cambria Math" w:hAnsi="Cambria Math"/>
+                    </w:rPr>
+                    <m:t>lower</m:t>
                   </m:r>
                 </m:sub>
               </m:sSub>
@@ -652,13 +1104,18 @@
           </w:p>
         </w:tc>
         <w:tc>
-          <w:tcPr/>
+          <w:tcPr>
+            <w:tcW w:w="1885" w:type="dxa"/>
+          </w:tcPr>
           <w:p>
             <w:pPr>
               <w:pStyle w:val="Compact"/>
             </w:pPr>
             <m:oMath>
               <m:r>
+                <w:rPr>
+                  <w:rFonts w:ascii="Cambria Math" w:hAnsi="Cambria Math"/>
+                </w:rPr>
                 <m:t>998</m:t>
               </m:r>
             </m:oMath>
@@ -668,13 +1125,18 @@
           </w:p>
         </w:tc>
         <w:tc>
-          <w:tcPr/>
+          <w:tcPr>
+            <w:tcW w:w="1885" w:type="dxa"/>
+          </w:tcPr>
           <w:p>
             <w:pPr>
               <w:pStyle w:val="Compact"/>
             </w:pPr>
             <m:oMath>
               <m:r>
+                <w:rPr>
+                  <w:rFonts w:ascii="Cambria Math" w:hAnsi="Cambria Math"/>
+                </w:rPr>
                 <m:t>1002</m:t>
               </m:r>
             </m:oMath>
@@ -686,33 +1148,36 @@
       </w:tr>
       <w:tr>
         <w:tc>
-          <w:tcPr/>
+          <w:tcPr>
+            <w:tcW w:w="4148" w:type="dxa"/>
+          </w:tcPr>
           <w:p>
             <w:pPr>
               <w:pStyle w:val="Compact"/>
             </w:pPr>
             <m:oMath>
               <m:sSub>
+                <m:sSubPr>
+                  <m:ctrlPr>
+                    <w:rPr>
+                      <w:rFonts w:ascii="Cambria Math" w:hAnsi="Cambria Math"/>
+                    </w:rPr>
+                  </m:ctrlPr>
+                </m:sSubPr>
                 <m:e>
                   <m:r>
+                    <w:rPr>
+                      <w:rFonts w:ascii="Cambria Math" w:hAnsi="Cambria Math"/>
+                    </w:rPr>
                     <m:t>R</m:t>
                   </m:r>
                 </m:e>
                 <m:sub>
                   <m:r>
-                    <m:t>u</m:t>
-                  </m:r>
-                  <m:r>
-                    <m:t>p</m:t>
-                  </m:r>
-                  <m:r>
-                    <m:t>p</m:t>
-                  </m:r>
-                  <m:r>
-                    <m:t>e</m:t>
-                  </m:r>
-                  <m:r>
-                    <m:t>r</m:t>
+                    <w:rPr>
+                      <w:rFonts w:ascii="Cambria Math" w:hAnsi="Cambria Math"/>
+                    </w:rPr>
+                    <m:t>upper</m:t>
                   </m:r>
                 </m:sub>
               </m:sSub>
@@ -723,13 +1188,18 @@
           </w:p>
         </w:tc>
         <w:tc>
-          <w:tcPr/>
+          <w:tcPr>
+            <w:tcW w:w="1885" w:type="dxa"/>
+          </w:tcPr>
           <w:p>
             <w:pPr>
               <w:pStyle w:val="Compact"/>
             </w:pPr>
             <m:oMath>
               <m:r>
+                <w:rPr>
+                  <w:rFonts w:ascii="Cambria Math" w:hAnsi="Cambria Math"/>
+                </w:rPr>
                 <m:t>3996</m:t>
               </m:r>
             </m:oMath>
@@ -739,13 +1209,18 @@
           </w:p>
         </w:tc>
         <w:tc>
-          <w:tcPr/>
+          <w:tcPr>
+            <w:tcW w:w="1885" w:type="dxa"/>
+          </w:tcPr>
           <w:p>
             <w:pPr>
               <w:pStyle w:val="Compact"/>
             </w:pPr>
             <m:oMath>
               <m:r>
+                <w:rPr>
+                  <w:rFonts w:ascii="Cambria Math" w:hAnsi="Cambria Math"/>
+                </w:rPr>
                 <m:t>4004</m:t>
               </m:r>
             </m:oMath>
@@ -757,20 +1232,35 @@
       </w:tr>
       <w:tr>
         <w:tc>
-          <w:tcPr/>
+          <w:tcPr>
+            <w:tcW w:w="4148" w:type="dxa"/>
+          </w:tcPr>
           <w:p>
             <w:pPr>
               <w:pStyle w:val="Compact"/>
             </w:pPr>
             <m:oMath>
               <m:sSub>
+                <m:sSubPr>
+                  <m:ctrlPr>
+                    <w:rPr>
+                      <w:rFonts w:ascii="Cambria Math" w:hAnsi="Cambria Math"/>
+                    </w:rPr>
+                  </m:ctrlPr>
+                </m:sSubPr>
                 <m:e>
                   <m:r>
+                    <w:rPr>
+                      <w:rFonts w:ascii="Cambria Math" w:hAnsi="Cambria Math"/>
+                    </w:rPr>
                     <m:t>I</m:t>
                   </m:r>
                 </m:e>
                 <m:sub>
                   <m:r>
+                    <w:rPr>
+                      <w:rFonts w:ascii="Cambria Math" w:hAnsi="Cambria Math"/>
+                    </w:rPr>
                     <m:t>B</m:t>
                   </m:r>
                 </m:sub>
@@ -782,7 +1272,9 @@
           </w:p>
         </w:tc>
         <w:tc>
-          <w:tcPr/>
+          <w:tcPr>
+            <w:tcW w:w="1885" w:type="dxa"/>
+          </w:tcPr>
           <w:p>
             <w:pPr>
               <w:pStyle w:val="Compact"/>
@@ -792,20 +1284,39 @@
                 <m:rPr>
                   <m:sty m:val="p"/>
                 </m:rPr>
-                <m:t>−</m:t>
-              </m:r>
-              <m:r>
+                <w:rPr>
+                  <w:rFonts w:ascii="Cambria Math" w:hAnsi="Cambria Math"/>
+                </w:rPr>
+                <m:t>-</m:t>
+              </m:r>
+              <m:r>
+                <w:rPr>
+                  <w:rFonts w:ascii="Cambria Math" w:hAnsi="Cambria Math"/>
+                </w:rPr>
                 <m:t>600</m:t>
               </m:r>
               <m:r>
                 <m:rPr>
                   <m:sty m:val="p"/>
                 </m:rPr>
+                <w:rPr>
+                  <w:rFonts w:ascii="Cambria Math" w:hAnsi="Cambria Math"/>
+                </w:rPr>
                 <m:t>⋅</m:t>
               </m:r>
               <m:sSup>
+                <m:sSupPr>
+                  <m:ctrlPr>
+                    <w:rPr>
+                      <w:rFonts w:ascii="Cambria Math" w:hAnsi="Cambria Math"/>
+                    </w:rPr>
+                  </m:ctrlPr>
+                </m:sSupPr>
                 <m:e>
                   <m:r>
+                    <w:rPr>
+                      <w:rFonts w:ascii="Cambria Math" w:hAnsi="Cambria Math"/>
+                    </w:rPr>
                     <m:t>10</m:t>
                   </m:r>
                 </m:e>
@@ -814,9 +1325,15 @@
                     <m:rPr>
                       <m:sty m:val="p"/>
                     </m:rPr>
-                    <m:t>−</m:t>
-                  </m:r>
-                  <m:r>
+                    <w:rPr>
+                      <w:rFonts w:ascii="Cambria Math" w:hAnsi="Cambria Math"/>
+                    </w:rPr>
+                    <m:t>-</m:t>
+                  </m:r>
+                  <m:r>
+                    <w:rPr>
+                      <w:rFonts w:ascii="Cambria Math" w:hAnsi="Cambria Math"/>
+                    </w:rPr>
                     <m:t>9</m:t>
                   </m:r>
                 </m:sup>
@@ -828,24 +1345,42 @@
           </w:p>
         </w:tc>
         <w:tc>
-          <w:tcPr/>
+          <w:tcPr>
+            <w:tcW w:w="1885" w:type="dxa"/>
+          </w:tcPr>
           <w:p>
             <w:pPr>
               <w:pStyle w:val="Compact"/>
             </w:pPr>
             <m:oMath>
               <m:r>
+                <w:rPr>
+                  <w:rFonts w:ascii="Cambria Math" w:hAnsi="Cambria Math"/>
+                </w:rPr>
                 <m:t>600</m:t>
               </m:r>
               <m:r>
                 <m:rPr>
                   <m:sty m:val="p"/>
                 </m:rPr>
+                <w:rPr>
+                  <w:rFonts w:ascii="Cambria Math" w:hAnsi="Cambria Math"/>
+                </w:rPr>
                 <m:t>⋅</m:t>
               </m:r>
               <m:sSup>
+                <m:sSupPr>
+                  <m:ctrlPr>
+                    <w:rPr>
+                      <w:rFonts w:ascii="Cambria Math" w:hAnsi="Cambria Math"/>
+                    </w:rPr>
+                  </m:ctrlPr>
+                </m:sSupPr>
                 <m:e>
                   <m:r>
+                    <w:rPr>
+                      <w:rFonts w:ascii="Cambria Math" w:hAnsi="Cambria Math"/>
+                    </w:rPr>
                     <m:t>10</m:t>
                   </m:r>
                 </m:e>
@@ -854,9 +1389,15 @@
                     <m:rPr>
                       <m:sty m:val="p"/>
                     </m:rPr>
-                    <m:t>−</m:t>
-                  </m:r>
-                  <m:r>
+                    <w:rPr>
+                      <w:rFonts w:ascii="Cambria Math" w:hAnsi="Cambria Math"/>
+                    </w:rPr>
+                    <m:t>-</m:t>
+                  </m:r>
+                  <m:r>
+                    <w:rPr>
+                      <w:rFonts w:ascii="Cambria Math" w:hAnsi="Cambria Math"/>
+                    </w:rPr>
                     <m:t>9</m:t>
                   </m:r>
                 </m:sup>
@@ -870,24 +1411,36 @@
       </w:tr>
       <w:tr>
         <w:tc>
-          <w:tcPr/>
+          <w:tcPr>
+            <w:tcW w:w="4148" w:type="dxa"/>
+          </w:tcPr>
           <w:p>
             <w:pPr>
               <w:pStyle w:val="Compact"/>
             </w:pPr>
             <m:oMath>
               <m:sSub>
+                <m:sSubPr>
+                  <m:ctrlPr>
+                    <w:rPr>
+                      <w:rFonts w:ascii="Cambria Math" w:hAnsi="Cambria Math"/>
+                    </w:rPr>
+                  </m:ctrlPr>
+                </m:sSubPr>
                 <m:e>
                   <m:r>
+                    <w:rPr>
+                      <w:rFonts w:ascii="Cambria Math" w:hAnsi="Cambria Math"/>
+                    </w:rPr>
                     <m:t>I</m:t>
                   </m:r>
                 </m:e>
                 <m:sub>
                   <m:r>
-                    <m:t>O</m:t>
-                  </m:r>
-                  <m:r>
-                    <m:t>S</m:t>
+                    <w:rPr>
+                      <w:rFonts w:ascii="Cambria Math" w:hAnsi="Cambria Math"/>
+                    </w:rPr>
+                    <m:t>OS</m:t>
                   </m:r>
                 </m:sub>
               </m:sSub>
@@ -898,7 +1451,9 @@
           </w:p>
         </w:tc>
         <w:tc>
-          <w:tcPr/>
+          <w:tcPr>
+            <w:tcW w:w="1885" w:type="dxa"/>
+          </w:tcPr>
           <w:p>
             <w:pPr>
               <w:pStyle w:val="Compact"/>
@@ -908,20 +1463,39 @@
                 <m:rPr>
                   <m:sty m:val="p"/>
                 </m:rPr>
-                <m:t>−</m:t>
-              </m:r>
-              <m:r>
+                <w:rPr>
+                  <w:rFonts w:ascii="Cambria Math" w:hAnsi="Cambria Math"/>
+                </w:rPr>
+                <m:t>-</m:t>
+              </m:r>
+              <m:r>
+                <w:rPr>
+                  <w:rFonts w:ascii="Cambria Math" w:hAnsi="Cambria Math"/>
+                </w:rPr>
                 <m:t>100</m:t>
               </m:r>
               <m:r>
                 <m:rPr>
                   <m:sty m:val="p"/>
                 </m:rPr>
+                <w:rPr>
+                  <w:rFonts w:ascii="Cambria Math" w:hAnsi="Cambria Math"/>
+                </w:rPr>
                 <m:t>⋅</m:t>
               </m:r>
               <m:sSup>
+                <m:sSupPr>
+                  <m:ctrlPr>
+                    <w:rPr>
+                      <w:rFonts w:ascii="Cambria Math" w:hAnsi="Cambria Math"/>
+                    </w:rPr>
+                  </m:ctrlPr>
+                </m:sSupPr>
                 <m:e>
                   <m:r>
+                    <w:rPr>
+                      <w:rFonts w:ascii="Cambria Math" w:hAnsi="Cambria Math"/>
+                    </w:rPr>
                     <m:t>10</m:t>
                   </m:r>
                 </m:e>
@@ -930,9 +1504,15 @@
                     <m:rPr>
                       <m:sty m:val="p"/>
                     </m:rPr>
-                    <m:t>−</m:t>
-                  </m:r>
-                  <m:r>
+                    <w:rPr>
+                      <w:rFonts w:ascii="Cambria Math" w:hAnsi="Cambria Math"/>
+                    </w:rPr>
+                    <m:t>-</m:t>
+                  </m:r>
+                  <m:r>
+                    <w:rPr>
+                      <w:rFonts w:ascii="Cambria Math" w:hAnsi="Cambria Math"/>
+                    </w:rPr>
                     <m:t>9</m:t>
                   </m:r>
                 </m:sup>
@@ -944,24 +1524,42 @@
           </w:p>
         </w:tc>
         <w:tc>
-          <w:tcPr/>
+          <w:tcPr>
+            <w:tcW w:w="1885" w:type="dxa"/>
+          </w:tcPr>
           <w:p>
             <w:pPr>
               <w:pStyle w:val="Compact"/>
             </w:pPr>
             <m:oMath>
               <m:r>
+                <w:rPr>
+                  <w:rFonts w:ascii="Cambria Math" w:hAnsi="Cambria Math"/>
+                </w:rPr>
                 <m:t>100</m:t>
               </m:r>
               <m:r>
                 <m:rPr>
                   <m:sty m:val="p"/>
                 </m:rPr>
+                <w:rPr>
+                  <w:rFonts w:ascii="Cambria Math" w:hAnsi="Cambria Math"/>
+                </w:rPr>
                 <m:t>⋅</m:t>
               </m:r>
               <m:sSup>
+                <m:sSupPr>
+                  <m:ctrlPr>
+                    <w:rPr>
+                      <w:rFonts w:ascii="Cambria Math" w:hAnsi="Cambria Math"/>
+                    </w:rPr>
+                  </m:ctrlPr>
+                </m:sSupPr>
                 <m:e>
                   <m:r>
+                    <w:rPr>
+                      <w:rFonts w:ascii="Cambria Math" w:hAnsi="Cambria Math"/>
+                    </w:rPr>
                     <m:t>10</m:t>
                   </m:r>
                 </m:e>
@@ -970,9 +1568,15 @@
                     <m:rPr>
                       <m:sty m:val="p"/>
                     </m:rPr>
-                    <m:t>−</m:t>
-                  </m:r>
-                  <m:r>
+                    <w:rPr>
+                      <w:rFonts w:ascii="Cambria Math" w:hAnsi="Cambria Math"/>
+                    </w:rPr>
+                    <m:t>-</m:t>
+                  </m:r>
+                  <m:r>
+                    <w:rPr>
+                      <w:rFonts w:ascii="Cambria Math" w:hAnsi="Cambria Math"/>
+                    </w:rPr>
                     <m:t>9</m:t>
                   </m:r>
                 </m:sup>
@@ -986,24 +1590,36 @@
       </w:tr>
       <w:tr>
         <w:tc>
-          <w:tcPr/>
+          <w:tcPr>
+            <w:tcW w:w="4148" w:type="dxa"/>
+          </w:tcPr>
           <w:p>
             <w:pPr>
               <w:pStyle w:val="Compact"/>
             </w:pPr>
             <m:oMath>
               <m:sSub>
+                <m:sSubPr>
+                  <m:ctrlPr>
+                    <w:rPr>
+                      <w:rFonts w:ascii="Cambria Math" w:hAnsi="Cambria Math"/>
+                    </w:rPr>
+                  </m:ctrlPr>
+                </m:sSubPr>
                 <m:e>
                   <m:r>
+                    <w:rPr>
+                      <w:rFonts w:ascii="Cambria Math" w:hAnsi="Cambria Math"/>
+                    </w:rPr>
                     <m:t>V</m:t>
                   </m:r>
                 </m:e>
                 <m:sub>
                   <m:r>
-                    <m:t>O</m:t>
-                  </m:r>
-                  <m:r>
-                    <m:t>S</m:t>
+                    <w:rPr>
+                      <w:rFonts w:ascii="Cambria Math" w:hAnsi="Cambria Math"/>
+                    </w:rPr>
+                    <m:t>OS</m:t>
                   </m:r>
                 </m:sub>
               </m:sSub>
@@ -1014,7 +1630,9 @@
           </w:p>
         </w:tc>
         <w:tc>
-          <w:tcPr/>
+          <w:tcPr>
+            <w:tcW w:w="1885" w:type="dxa"/>
+          </w:tcPr>
           <w:p>
             <w:pPr>
               <w:pStyle w:val="Compact"/>
@@ -1024,20 +1642,39 @@
                 <m:rPr>
                   <m:sty m:val="p"/>
                 </m:rPr>
-                <m:t>−</m:t>
-              </m:r>
-              <m:r>
+                <w:rPr>
+                  <w:rFonts w:ascii="Cambria Math" w:hAnsi="Cambria Math"/>
+                </w:rPr>
+                <m:t>-</m:t>
+              </m:r>
+              <m:r>
+                <w:rPr>
+                  <w:rFonts w:ascii="Cambria Math" w:hAnsi="Cambria Math"/>
+                </w:rPr>
                 <m:t>500</m:t>
               </m:r>
               <m:r>
                 <m:rPr>
                   <m:sty m:val="p"/>
                 </m:rPr>
+                <w:rPr>
+                  <w:rFonts w:ascii="Cambria Math" w:hAnsi="Cambria Math"/>
+                </w:rPr>
                 <m:t>⋅</m:t>
               </m:r>
               <m:sSup>
+                <m:sSupPr>
+                  <m:ctrlPr>
+                    <w:rPr>
+                      <w:rFonts w:ascii="Cambria Math" w:hAnsi="Cambria Math"/>
+                    </w:rPr>
+                  </m:ctrlPr>
+                </m:sSupPr>
                 <m:e>
                   <m:r>
+                    <w:rPr>
+                      <w:rFonts w:ascii="Cambria Math" w:hAnsi="Cambria Math"/>
+                    </w:rPr>
                     <m:t>10</m:t>
                   </m:r>
                 </m:e>
@@ -1046,9 +1683,15 @@
                     <m:rPr>
                       <m:sty m:val="p"/>
                     </m:rPr>
-                    <m:t>−</m:t>
-                  </m:r>
-                  <m:r>
+                    <w:rPr>
+                      <w:rFonts w:ascii="Cambria Math" w:hAnsi="Cambria Math"/>
+                    </w:rPr>
+                    <m:t>-</m:t>
+                  </m:r>
+                  <m:r>
+                    <w:rPr>
+                      <w:rFonts w:ascii="Cambria Math" w:hAnsi="Cambria Math"/>
+                    </w:rPr>
                     <m:t>6</m:t>
                   </m:r>
                 </m:sup>
@@ -1060,24 +1703,42 @@
           </w:p>
         </w:tc>
         <w:tc>
-          <w:tcPr/>
+          <w:tcPr>
+            <w:tcW w:w="1885" w:type="dxa"/>
+          </w:tcPr>
           <w:p>
             <w:pPr>
               <w:pStyle w:val="Compact"/>
             </w:pPr>
             <m:oMath>
               <m:r>
+                <w:rPr>
+                  <w:rFonts w:ascii="Cambria Math" w:hAnsi="Cambria Math"/>
+                </w:rPr>
                 <m:t>500</m:t>
               </m:r>
               <m:r>
                 <m:rPr>
                   <m:sty m:val="p"/>
                 </m:rPr>
+                <w:rPr>
+                  <w:rFonts w:ascii="Cambria Math" w:hAnsi="Cambria Math"/>
+                </w:rPr>
                 <m:t>⋅</m:t>
               </m:r>
               <m:sSup>
+                <m:sSupPr>
+                  <m:ctrlPr>
+                    <w:rPr>
+                      <w:rFonts w:ascii="Cambria Math" w:hAnsi="Cambria Math"/>
+                    </w:rPr>
+                  </m:ctrlPr>
+                </m:sSupPr>
                 <m:e>
                   <m:r>
+                    <w:rPr>
+                      <w:rFonts w:ascii="Cambria Math" w:hAnsi="Cambria Math"/>
+                    </w:rPr>
                     <m:t>10</m:t>
                   </m:r>
                 </m:e>
@@ -1086,9 +1747,15 @@
                     <m:rPr>
                       <m:sty m:val="p"/>
                     </m:rPr>
-                    <m:t>−</m:t>
-                  </m:r>
-                  <m:r>
+                    <w:rPr>
+                      <w:rFonts w:ascii="Cambria Math" w:hAnsi="Cambria Math"/>
+                    </w:rPr>
+                    <m:t>-</m:t>
+                  </m:r>
+                  <m:r>
+                    <w:rPr>
+                      <w:rFonts w:ascii="Cambria Math" w:hAnsi="Cambria Math"/>
+                    </w:rPr>
                     <m:t>6</m:t>
                   </m:r>
                 </m:sup>
@@ -1106,7 +1773,7 @@
         <w:pStyle w:val="BodyText"/>
       </w:pPr>
       <w:r>
-        <w:t xml:space="preserve">Min: 4.9829</w:t>
+        <w:t>Min: 4.9829</w:t>
       </w:r>
     </w:p>
     <w:p>
@@ -1114,7 +1781,7 @@
         <w:pStyle w:val="BodyText"/>
       </w:pPr>
       <w:r>
-        <w:t xml:space="preserve">Max: 5.0171</w:t>
+        <w:t>Max: 5.0171</w:t>
       </w:r>
     </w:p>
     <w:p>
@@ -1126,77 +1793,34 @@
           <w:b/>
           <w:bCs/>
         </w:rPr>
-        <w:t xml:space="preserve">Sensitivity:</w:t>
+        <w:t>Sensitivity:</w:t>
       </w:r>
       <w:r>
         <w:t xml:space="preserve"> </w:t>
       </w:r>
       <w:r>
-        <w:t xml:space="preserve">- R_lower_as_variable: 46.8%</w:t>
+        <w:t>- R_lower_as_variable: 46.8% - R_upper_as_variable: 23.4% - V_OS_as_variable: 14.6% - I_B_as_variable: 14.0% - I_OS_as_variable: 1.2%</w:t>
       </w:r>
-      <w:r>
-        <w:t xml:space="preserve"> </w:t>
-      </w:r>
-      <w:r>
-        <w:t xml:space="preserve">- R_upper_as_variable: 23.4%</w:t>
-      </w:r>
-      <w:r>
-        <w:t xml:space="preserve"> </w:t>
-      </w:r>
-      <w:r>
-        <w:t xml:space="preserve">- V_OS_as_variable: 14.6%</w:t>
-      </w:r>
-      <w:r>
-        <w:t xml:space="preserve"> </w:t>
-      </w:r>
-      <w:r>
-        <w:t xml:space="preserve">- I_B_as_variable: 14.0%</w:t>
-      </w:r>
-      <w:r>
-        <w:t xml:space="preserve"> </w:t>
-      </w:r>
-      <w:r>
-        <w:t xml:space="preserve">- I_OS_as_variable: 1.2%</w:t>
-      </w:r>
+      <w:bookmarkEnd w:id="0"/>
     </w:p>
-    <w:bookmarkEnd w:id="9"/>
     <w:sectPr>
       <w:footnotePr>
         <w:numRestart w:val="eachSect"/>
       </w:footnotePr>
+      <w:pgSz w:w="12240" w:h="15840"/>
+      <w:pgMar w:top="1440" w:right="1440" w:bottom="1440" w:left="1440" w:header="720" w:footer="720" w:gutter="0"/>
+      <w:cols w:space="720"/>
     </w:sectPr>
   </w:body>
 </w:document>
 </file>
 
-<file path=word/comments.xml><?xml version="1.0" encoding="utf-8"?>
-<w:comments xmlns:w="http://schemas.openxmlformats.org/wordprocessingml/2006/main" xmlns:m="http://schemas.openxmlformats.org/officeDocument/2006/math" xmlns:r="http://schemas.openxmlformats.org/officeDocument/2006/relationships" xmlns:o="urn:schemas-microsoft-com:office:office" xmlns:v="urn:schemas-microsoft-com:vml" xmlns:w10="urn:schemas-microsoft-com:office:word" xmlns:a="http://schemas.openxmlformats.org/drawingml/2006/main" xmlns:pic="http://schemas.openxmlformats.org/drawingml/2006/picture" xmlns:wp="http://schemas.openxmlformats.org/drawingml/2006/wordprocessingDrawing"/>
-</file>
-
-<file path=word/footnotes.xml><?xml version="1.0" encoding="utf-8"?>
-<w:footnotes xmlns:w="http://schemas.openxmlformats.org/wordprocessingml/2006/main" xmlns:m="http://schemas.openxmlformats.org/officeDocument/2006/math" xmlns:r="http://schemas.openxmlformats.org/officeDocument/2006/relationships" xmlns:o="urn:schemas-microsoft-com:office:office" xmlns:v="urn:schemas-microsoft-com:vml" xmlns:w10="urn:schemas-microsoft-com:office:word" xmlns:a="http://schemas.openxmlformats.org/drawingml/2006/main" xmlns:pic="http://schemas.openxmlformats.org/drawingml/2006/picture" xmlns:wp="http://schemas.openxmlformats.org/drawingml/2006/wordprocessingDrawing">
-  <w:footnote w:type="continuationSeparator" w:id="0">
-    <w:p>
-      <w:r>
-        <w:continuationSeparator/>
-      </w:r>
-    </w:p>
-  </w:footnote>
-  <w:footnote w:type="separator" w:id="-1">
-    <w:p>
-      <w:r>
-        <w:separator/>
-      </w:r>
-    </w:p>
-  </w:footnote>
-</w:footnotes>
-</file>
-
 <file path=word/numbering.xml><?xml version="1.0" encoding="utf-8"?>
-<w:numbering xmlns:w="http://schemas.openxmlformats.org/wordprocessingml/2006/main">
-  <w:abstractNum w:abstractNumId="990">
+<w:numbering xmlns:wpc="http://schemas.microsoft.com/office/word/2010/wordprocessingCanvas" xmlns:mc="http://schemas.openxmlformats.org/markup-compatibility/2006" xmlns:o="urn:schemas-microsoft-com:office:office" xmlns:r="http://schemas.openxmlformats.org/officeDocument/2006/relationships" xmlns:m="http://schemas.openxmlformats.org/officeDocument/2006/math" xmlns:v="urn:schemas-microsoft-com:vml" xmlns:wp14="http://schemas.microsoft.com/office/word/2010/wordprocessingDrawing" xmlns:wp="http://schemas.openxmlformats.org/drawingml/2006/wordprocessingDrawing" xmlns:w10="urn:schemas-microsoft-com:office:word" xmlns:w="http://schemas.openxmlformats.org/wordprocessingml/2006/main" xmlns:w14="http://schemas.microsoft.com/office/word/2010/wordml" xmlns:wpg="http://schemas.microsoft.com/office/word/2010/wordprocessingGroup" xmlns:wpi="http://schemas.microsoft.com/office/word/2010/wordprocessingInk" xmlns:wne="http://schemas.microsoft.com/office/word/2006/wordml" xmlns:wps="http://schemas.microsoft.com/office/word/2010/wordprocessingShape" mc:Ignorable="w14 wp14">
+  <w:abstractNum w:abstractNumId="0">
     <w:nsid w:val="0000A990"/>
     <w:multiLevelType w:val="multilevel"/>
+    <w:tmpl w:val="59E62344"/>
     <w:lvl w:ilvl="0">
       <w:numFmt w:val="bullet"/>
       <w:lvlText w:val=" "/>
@@ -1270,21 +1894,21 @@
       </w:pPr>
     </w:lvl>
   </w:abstractNum>
-  <w:num w:numId="1000">
-    <w:abstractNumId w:val="990"/>
+  <w:num w:numId="1">
+    <w:abstractNumId w:val="0"/>
   </w:num>
 </w:numbering>
 </file>
 
 <file path=word/styles.xml><?xml version="1.0" encoding="utf-8"?>
-<w:styles xmlns:r="http://schemas.openxmlformats.org/officeDocument/2006/relationships" xmlns:w="http://schemas.openxmlformats.org/wordprocessingml/2006/main">
+<w:styles xmlns:mc="http://schemas.openxmlformats.org/markup-compatibility/2006" xmlns:r="http://schemas.openxmlformats.org/officeDocument/2006/relationships" xmlns:w="http://schemas.openxmlformats.org/wordprocessingml/2006/main" xmlns:w14="http://schemas.microsoft.com/office/word/2010/wordml" mc:Ignorable="w14">
   <w:docDefaults>
     <w:rPrDefault>
       <w:rPr>
-        <w:rFonts w:asciiTheme="minorHAnsi" w:cstheme="minorBidi" w:eastAsiaTheme="minorEastAsia" w:hAnsiTheme="minorHAnsi"/>
+        <w:rFonts w:asciiTheme="minorHAnsi" w:eastAsiaTheme="minorEastAsia" w:hAnsiTheme="minorHAnsi" w:cstheme="minorBidi"/>
         <w:sz w:val="24"/>
         <w:szCs w:val="24"/>
-        <w:lang w:bidi="ar-SA" w:eastAsia="zh-CN" w:val="en-US"/>
+        <w:lang w:val="en-US" w:eastAsia="zh-CN" w:bidi="ar-SA"/>
       </w:rPr>
     </w:rPrDefault>
     <w:pPrDefault>
@@ -1293,168 +1917,12 @@
       </w:pPr>
     </w:pPrDefault>
   </w:docDefaults>
-  <w:latentStyles w:count="276" w:defLockedState="0" w:defQFormat="0" w:defSemiHidden="0" w:defUIPriority="0" w:defUnhideWhenUsed="0"/>
-  <w:style w:default="1" w:styleId="Normal" w:type="paragraph">
+  <w:latentStyles w:defLockedState="0" w:defUIPriority="0" w:defSemiHidden="0" w:defUnhideWhenUsed="0" w:defQFormat="0" w:count="267"/>
+  <w:style w:type="paragraph" w:default="1" w:styleId="Normal">
     <w:name w:val="Normal"/>
     <w:qFormat/>
   </w:style>
-  <w:style w:styleId="BodyText" w:type="paragraph">
-    <w:name w:val="Body Text"/>
-    <w:basedOn w:val="Normal"/>
-    <w:link w:val="BodyTextChar"/>
-    <w:qFormat/>
-    <w:pPr>
-      <w:spacing w:after="180" w:before="180"/>
-    </w:pPr>
-  </w:style>
-  <w:style w:customStyle="1" w:styleId="FirstParagraph" w:type="paragraph">
-    <w:name w:val="First Paragraph"/>
-    <w:basedOn w:val="BodyText"/>
-    <w:next w:val="BodyText"/>
-    <w:qFormat/>
-  </w:style>
-  <w:style w:customStyle="1" w:styleId="Compact" w:type="paragraph">
-    <w:name w:val="Compact"/>
-    <w:basedOn w:val="BodyText"/>
-    <w:qFormat/>
-    <w:pPr>
-      <w:spacing w:after="36" w:before="36"/>
-    </w:pPr>
-  </w:style>
-  <w:style w:styleId="Title" w:type="paragraph">
-    <w:name w:val="Title"/>
-    <w:basedOn w:val="Normal"/>
-    <w:next w:val="BodyText"/>
-    <w:link w:val="TitleChar"/>
-    <w:uiPriority w:val="10"/>
-    <w:qFormat/>
-    <w:rsid w:val="00A10FD9"/>
-    <w:pPr>
-      <w:spacing w:after="80" w:line="240" w:lineRule="auto"/>
-      <w:contextualSpacing/>
-      <w:jc w:val="center"/>
-    </w:pPr>
-    <w:rPr>
-      <w:rFonts w:asciiTheme="majorHAnsi" w:cstheme="majorBidi" w:eastAsiaTheme="majorEastAsia" w:hAnsiTheme="majorHAnsi"/>
-      <w:sz w:val="56"/>
-      <w:szCs w:val="56"/>
-    </w:rPr>
-  </w:style>
-  <w:style w:customStyle="1" w:styleId="TitleChar" w:type="character">
-    <w:name w:val="Title Char"/>
-    <w:basedOn w:val="DefaultParagraphFont"/>
-    <w:link w:val="Title"/>
-    <w:uiPriority w:val="10"/>
-    <w:rsid w:val="00A10FD9"/>
-    <w:rPr>
-      <w:rFonts w:asciiTheme="majorHAnsi" w:cstheme="majorBidi" w:eastAsiaTheme="majorEastAsia" w:hAnsiTheme="majorHAnsi"/>
-      <w:sz w:val="56"/>
-      <w:szCs w:val="56"/>
-    </w:rPr>
-  </w:style>
-  <w:style w:styleId="Subtitle" w:type="paragraph">
-    <w:name w:val="Subtitle"/>
-    <w:basedOn w:val="Title"/>
-    <w:next w:val="BodyText"/>
-    <w:link w:val="SubtitleChar"/>
-    <w:uiPriority w:val="11"/>
-    <w:qFormat/>
-    <w:rsid w:val="00A10FD9"/>
-    <w:pPr>
-      <w:numPr>
-        <w:ilvl w:val="1"/>
-      </w:numPr>
-    </w:pPr>
-    <w:rPr>
-      <w:rFonts w:cstheme="majorBidi" w:eastAsiaTheme="majorEastAsia"/>
-      <w:spacing w:val="15"/>
-      <w:sz w:val="28"/>
-      <w:szCs w:val="28"/>
-    </w:rPr>
-  </w:style>
-  <w:style w:customStyle="1" w:styleId="SubtitleChar" w:type="character">
-    <w:name w:val="Subtitle Char"/>
-    <w:basedOn w:val="DefaultParagraphFont"/>
-    <w:link w:val="Subtitle"/>
-    <w:uiPriority w:val="11"/>
-    <w:rsid w:val="00A10FD9"/>
-    <w:rPr>
-      <w:rFonts w:cstheme="majorBidi" w:eastAsiaTheme="majorEastAsia"/>
-      <w:color w:themeColor="text1" w:themeTint="A6" w:val="595959"/>
-      <w:spacing w:val="15"/>
-      <w:sz w:val="28"/>
-      <w:szCs w:val="28"/>
-    </w:rPr>
-  </w:style>
-  <w:style w:customStyle="1" w:styleId="Author" w:type="paragraph">
-    <w:name w:val="Author"/>
-    <w:basedOn w:val="Title"/>
-    <w:next w:val="BodyText"/>
-    <w:qFormat/>
-    <w:pPr>
-      <w:keepNext/>
-      <w:keepLines/>
-    </w:pPr>
-    <w:rPr>
-      <w:sz w:val="24"/>
-      <w:szCs w:val="24"/>
-    </w:rPr>
-  </w:style>
-  <w:style w:styleId="Date" w:type="paragraph">
-    <w:name w:val="Date"/>
-    <w:basedOn w:val="Title"/>
-    <w:next w:val="BodyText"/>
-    <w:qFormat/>
-    <w:pPr>
-      <w:keepNext/>
-      <w:keepLines/>
-    </w:pPr>
-    <w:rPr>
-      <w:sz w:val="24"/>
-      <w:szCs w:val="24"/>
-    </w:rPr>
-  </w:style>
-  <w:style w:customStyle="1" w:styleId="AbstractTitle" w:type="paragraph">
-    <w:name w:val="Abstract Title"/>
-    <w:basedOn w:val="Normal"/>
-    <w:next w:val="Abstract"/>
-    <w:qFormat/>
-    <w:pPr>
-      <w:keepNext/>
-      <w:keepLines/>
-      <w:spacing w:after="0" w:before="300"/>
-      <w:jc w:val="center"/>
-    </w:pPr>
-    <w:rPr>
-      <w:b/>
-      <w:sz w:val="20"/>
-      <w:szCs w:val="20"/>
-    </w:rPr>
-  </w:style>
-  <w:style w:customStyle="1" w:styleId="Abstract" w:type="paragraph">
-    <w:name w:val="Abstract"/>
-    <w:basedOn w:val="Normal"/>
-    <w:next w:val="BodyText"/>
-    <w:qFormat/>
-    <w:pPr>
-      <w:keepNext/>
-      <w:keepLines/>
-      <w:spacing w:after="300" w:before="100"/>
-    </w:pPr>
-    <w:rPr>
-      <w:sz w:val="20"/>
-      <w:szCs w:val="20"/>
-    </w:rPr>
-  </w:style>
-  <w:style w:styleId="Bibliography" w:type="paragraph">
-    <w:name w:val="Bibliography"/>
-    <w:basedOn w:val="Normal"/>
-    <w:next w:val="Bibliography"/>
-    <w:qFormat/>
-    <w:pPr/>
-    <w:rPr/>
-  </w:style>
-  <w:style w:styleId="Heading1" w:type="paragraph">
+  <w:style w:type="paragraph" w:styleId="Heading1">
     <w:name w:val="heading 1"/>
     <w:basedOn w:val="Normal"/>
     <w:next w:val="BodyText"/>
@@ -1465,17 +1933,17 @@
     <w:pPr>
       <w:keepNext/>
       <w:keepLines/>
-      <w:spacing w:after="80" w:before="360"/>
+      <w:spacing w:before="360" w:after="80"/>
       <w:outlineLvl w:val="0"/>
     </w:pPr>
     <w:rPr>
-      <w:rFonts w:asciiTheme="majorHAnsi" w:cstheme="majorBidi" w:eastAsiaTheme="majorEastAsia" w:hAnsiTheme="majorHAnsi"/>
-      <w:color w:themeColor="accent1" w:themeShade="BF" w:val="0F4761"/>
+      <w:rFonts w:asciiTheme="majorHAnsi" w:eastAsiaTheme="majorEastAsia" w:hAnsiTheme="majorHAnsi" w:cstheme="majorBidi"/>
+      <w:color w:val="0F4761" w:themeColor="accent1" w:themeShade="BF"/>
       <w:sz w:val="40"/>
       <w:szCs w:val="40"/>
     </w:rPr>
   </w:style>
-  <w:style w:styleId="Heading2" w:type="paragraph">
+  <w:style w:type="paragraph" w:styleId="Heading2">
     <w:name w:val="heading 2"/>
     <w:basedOn w:val="Normal"/>
     <w:next w:val="BodyText"/>
@@ -1488,17 +1956,17 @@
     <w:pPr>
       <w:keepNext/>
       <w:keepLines/>
-      <w:spacing w:after="80" w:before="160"/>
+      <w:spacing w:before="160" w:after="80"/>
       <w:outlineLvl w:val="1"/>
     </w:pPr>
     <w:rPr>
-      <w:rFonts w:asciiTheme="majorHAnsi" w:cstheme="majorBidi" w:eastAsiaTheme="majorEastAsia" w:hAnsiTheme="majorHAnsi"/>
-      <w:color w:themeColor="accent1" w:themeShade="BF" w:val="0F4761"/>
+      <w:rFonts w:asciiTheme="majorHAnsi" w:eastAsiaTheme="majorEastAsia" w:hAnsiTheme="majorHAnsi" w:cstheme="majorBidi"/>
+      <w:color w:val="0F4761" w:themeColor="accent1" w:themeShade="BF"/>
       <w:sz w:val="32"/>
       <w:szCs w:val="32"/>
     </w:rPr>
   </w:style>
-  <w:style w:styleId="Heading3" w:type="paragraph">
+  <w:style w:type="paragraph" w:styleId="Heading3">
     <w:name w:val="heading 3"/>
     <w:basedOn w:val="Normal"/>
     <w:next w:val="BodyText"/>
@@ -1511,17 +1979,17 @@
     <w:pPr>
       <w:keepNext/>
       <w:keepLines/>
-      <w:spacing w:after="80" w:before="160"/>
+      <w:spacing w:before="160" w:after="80"/>
       <w:outlineLvl w:val="2"/>
     </w:pPr>
     <w:rPr>
-      <w:rFonts w:cstheme="majorBidi" w:eastAsiaTheme="majorEastAsia"/>
-      <w:color w:themeColor="accent1" w:themeShade="BF" w:val="0F4761"/>
+      <w:rFonts w:eastAsiaTheme="majorEastAsia" w:cstheme="majorBidi"/>
+      <w:color w:val="0F4761" w:themeColor="accent1" w:themeShade="BF"/>
       <w:sz w:val="28"/>
       <w:szCs w:val="28"/>
     </w:rPr>
   </w:style>
-  <w:style w:styleId="Heading4" w:type="paragraph">
+  <w:style w:type="paragraph" w:styleId="Heading4">
     <w:name w:val="heading 4"/>
     <w:basedOn w:val="Normal"/>
     <w:next w:val="BodyText"/>
@@ -1534,17 +2002,17 @@
     <w:pPr>
       <w:keepNext/>
       <w:keepLines/>
-      <w:spacing w:after="40" w:before="80"/>
+      <w:spacing w:before="80" w:after="40"/>
       <w:outlineLvl w:val="3"/>
     </w:pPr>
     <w:rPr>
-      <w:rFonts w:cstheme="majorBidi" w:eastAsiaTheme="majorEastAsia"/>
+      <w:rFonts w:eastAsiaTheme="majorEastAsia" w:cstheme="majorBidi"/>
       <w:i/>
       <w:iCs/>
-      <w:color w:themeColor="accent1" w:themeShade="BF" w:val="0F4761"/>
-    </w:rPr>
-  </w:style>
-  <w:style w:styleId="Heading5" w:type="paragraph">
+      <w:color w:val="0F4761" w:themeColor="accent1" w:themeShade="BF"/>
+    </w:rPr>
+  </w:style>
+  <w:style w:type="paragraph" w:styleId="Heading5">
     <w:name w:val="heading 5"/>
     <w:basedOn w:val="Normal"/>
     <w:next w:val="BodyText"/>
@@ -1557,15 +2025,15 @@
     <w:pPr>
       <w:keepNext/>
       <w:keepLines/>
-      <w:spacing w:after="40" w:before="80"/>
+      <w:spacing w:before="80" w:after="40"/>
       <w:outlineLvl w:val="4"/>
     </w:pPr>
     <w:rPr>
-      <w:rFonts w:cstheme="majorBidi" w:eastAsiaTheme="majorEastAsia"/>
-      <w:color w:themeColor="accent1" w:themeShade="BF" w:val="0F4761"/>
-    </w:rPr>
-  </w:style>
-  <w:style w:styleId="Heading6" w:type="paragraph">
+      <w:rFonts w:eastAsiaTheme="majorEastAsia" w:cstheme="majorBidi"/>
+      <w:color w:val="0F4761" w:themeColor="accent1" w:themeShade="BF"/>
+    </w:rPr>
+  </w:style>
+  <w:style w:type="paragraph" w:styleId="Heading6">
     <w:name w:val="heading 6"/>
     <w:basedOn w:val="Normal"/>
     <w:next w:val="BodyText"/>
@@ -1578,17 +2046,17 @@
     <w:pPr>
       <w:keepNext/>
       <w:keepLines/>
-      <w:spacing w:after="0" w:before="40"/>
+      <w:spacing w:before="40" w:after="0"/>
       <w:outlineLvl w:val="5"/>
     </w:pPr>
     <w:rPr>
-      <w:rFonts w:cstheme="majorBidi" w:eastAsiaTheme="majorEastAsia"/>
+      <w:rFonts w:eastAsiaTheme="majorEastAsia" w:cstheme="majorBidi"/>
       <w:i/>
       <w:iCs/>
-      <w:color w:themeColor="text1" w:themeTint="A6" w:val="595959"/>
-    </w:rPr>
-  </w:style>
-  <w:style w:styleId="Heading7" w:type="paragraph">
+      <w:color w:val="595959" w:themeColor="text1" w:themeTint="A6"/>
+    </w:rPr>
+  </w:style>
+  <w:style w:type="paragraph" w:styleId="Heading7">
     <w:name w:val="heading 7"/>
     <w:basedOn w:val="Normal"/>
     <w:next w:val="BodyText"/>
@@ -1601,15 +2069,15 @@
     <w:pPr>
       <w:keepNext/>
       <w:keepLines/>
-      <w:spacing w:after="0" w:before="40"/>
+      <w:spacing w:before="40" w:after="0"/>
       <w:outlineLvl w:val="6"/>
     </w:pPr>
     <w:rPr>
-      <w:rFonts w:cstheme="majorBidi" w:eastAsiaTheme="majorEastAsia"/>
-      <w:color w:themeColor="text1" w:themeTint="A6" w:val="595959"/>
-    </w:rPr>
-  </w:style>
-  <w:style w:styleId="Heading8" w:type="paragraph">
+      <w:rFonts w:eastAsiaTheme="majorEastAsia" w:cstheme="majorBidi"/>
+      <w:color w:val="595959" w:themeColor="text1" w:themeTint="A6"/>
+    </w:rPr>
+  </w:style>
+  <w:style w:type="paragraph" w:styleId="Heading8">
     <w:name w:val="heading 8"/>
     <w:basedOn w:val="Normal"/>
     <w:next w:val="BodyText"/>
@@ -1626,13 +2094,13 @@
       <w:outlineLvl w:val="7"/>
     </w:pPr>
     <w:rPr>
-      <w:rFonts w:cstheme="majorBidi" w:eastAsiaTheme="majorEastAsia"/>
+      <w:rFonts w:eastAsiaTheme="majorEastAsia" w:cstheme="majorBidi"/>
       <w:i/>
       <w:iCs/>
-      <w:color w:themeColor="text1" w:themeTint="D8" w:val="272727"/>
-    </w:rPr>
-  </w:style>
-  <w:style w:styleId="Heading9" w:type="paragraph">
+      <w:color w:val="272727" w:themeColor="text1" w:themeTint="D8"/>
+    </w:rPr>
+  </w:style>
+  <w:style w:type="paragraph" w:styleId="Heading9">
     <w:name w:val="heading 9"/>
     <w:basedOn w:val="Normal"/>
     <w:next w:val="BodyText"/>
@@ -1649,24 +2117,202 @@
       <w:outlineLvl w:val="8"/>
     </w:pPr>
     <w:rPr>
-      <w:rFonts w:cstheme="majorBidi" w:eastAsiaTheme="majorEastAsia"/>
-      <w:color w:themeColor="text1" w:themeTint="D8" w:val="272727"/>
-    </w:rPr>
-  </w:style>
-  <w:style w:customStyle="1" w:styleId="Heading1Char" w:type="character">
+      <w:rFonts w:eastAsiaTheme="majorEastAsia" w:cstheme="majorBidi"/>
+      <w:color w:val="272727" w:themeColor="text1" w:themeTint="D8"/>
+    </w:rPr>
+  </w:style>
+  <w:style w:type="character" w:default="1" w:styleId="DefaultParagraphFont">
+    <w:name w:val="Default Paragraph Font"/>
+    <w:uiPriority w:val="1"/>
+    <w:semiHidden/>
+    <w:unhideWhenUsed/>
+  </w:style>
+  <w:style w:type="table" w:default="1" w:styleId="TableNormal">
+    <w:name w:val="Normal Table"/>
+    <w:uiPriority w:val="99"/>
+    <w:semiHidden/>
+    <w:unhideWhenUsed/>
+    <w:tblPr>
+      <w:tblInd w:w="0" w:type="dxa"/>
+      <w:tblCellMar>
+        <w:top w:w="0" w:type="dxa"/>
+        <w:left w:w="108" w:type="dxa"/>
+        <w:bottom w:w="0" w:type="dxa"/>
+        <w:right w:w="108" w:type="dxa"/>
+      </w:tblCellMar>
+    </w:tblPr>
+  </w:style>
+  <w:style w:type="numbering" w:default="1" w:styleId="NoList">
+    <w:name w:val="No List"/>
+    <w:uiPriority w:val="99"/>
+    <w:semiHidden/>
+    <w:unhideWhenUsed/>
+  </w:style>
+  <w:style w:type="paragraph" w:styleId="BodyText">
+    <w:name w:val="Body Text"/>
+    <w:basedOn w:val="Normal"/>
+    <w:qFormat/>
+    <w:pPr>
+      <w:spacing w:before="180" w:after="180"/>
+    </w:pPr>
+  </w:style>
+  <w:style w:type="paragraph" w:customStyle="1" w:styleId="FirstParagraph">
+    <w:name w:val="First Paragraph"/>
+    <w:basedOn w:val="BodyText"/>
+    <w:next w:val="BodyText"/>
+    <w:qFormat/>
+  </w:style>
+  <w:style w:type="paragraph" w:customStyle="1" w:styleId="Compact">
+    <w:name w:val="Compact"/>
+    <w:basedOn w:val="BodyText"/>
+    <w:qFormat/>
+    <w:pPr>
+      <w:spacing w:before="36" w:after="36"/>
+    </w:pPr>
+  </w:style>
+  <w:style w:type="paragraph" w:styleId="Title">
+    <w:name w:val="Title"/>
+    <w:basedOn w:val="Normal"/>
+    <w:next w:val="BodyText"/>
+    <w:link w:val="TitleChar"/>
+    <w:uiPriority w:val="10"/>
+    <w:qFormat/>
+    <w:rsid w:val="00A10FD9"/>
+    <w:pPr>
+      <w:spacing w:after="80"/>
+      <w:contextualSpacing/>
+      <w:jc w:val="center"/>
+    </w:pPr>
+    <w:rPr>
+      <w:rFonts w:asciiTheme="majorHAnsi" w:eastAsiaTheme="majorEastAsia" w:hAnsiTheme="majorHAnsi" w:cstheme="majorBidi"/>
+      <w:sz w:val="56"/>
+      <w:szCs w:val="56"/>
+    </w:rPr>
+  </w:style>
+  <w:style w:type="character" w:customStyle="1" w:styleId="TitleChar">
+    <w:name w:val="Title Char"/>
+    <w:basedOn w:val="DefaultParagraphFont"/>
+    <w:link w:val="Title"/>
+    <w:uiPriority w:val="10"/>
+    <w:rsid w:val="00A10FD9"/>
+    <w:rPr>
+      <w:rFonts w:asciiTheme="majorHAnsi" w:eastAsiaTheme="majorEastAsia" w:hAnsiTheme="majorHAnsi" w:cstheme="majorBidi"/>
+      <w:sz w:val="56"/>
+      <w:szCs w:val="56"/>
+    </w:rPr>
+  </w:style>
+  <w:style w:type="paragraph" w:styleId="Subtitle">
+    <w:name w:val="Subtitle"/>
+    <w:basedOn w:val="Title"/>
+    <w:next w:val="BodyText"/>
+    <w:link w:val="SubtitleChar"/>
+    <w:uiPriority w:val="11"/>
+    <w:qFormat/>
+    <w:rsid w:val="00A10FD9"/>
+    <w:pPr>
+      <w:numPr>
+        <w:ilvl w:val="1"/>
+      </w:numPr>
+    </w:pPr>
+    <w:rPr>
+      <w:spacing w:val="15"/>
+      <w:sz w:val="28"/>
+      <w:szCs w:val="28"/>
+    </w:rPr>
+  </w:style>
+  <w:style w:type="character" w:customStyle="1" w:styleId="SubtitleChar">
+    <w:name w:val="Subtitle Char"/>
+    <w:basedOn w:val="DefaultParagraphFont"/>
+    <w:link w:val="Subtitle"/>
+    <w:uiPriority w:val="11"/>
+    <w:rsid w:val="00A10FD9"/>
+    <w:rPr>
+      <w:rFonts w:eastAsiaTheme="majorEastAsia" w:cstheme="majorBidi"/>
+      <w:color w:val="595959" w:themeColor="text1" w:themeTint="A6"/>
+      <w:spacing w:val="15"/>
+      <w:sz w:val="28"/>
+      <w:szCs w:val="28"/>
+    </w:rPr>
+  </w:style>
+  <w:style w:type="paragraph" w:customStyle="1" w:styleId="Author">
+    <w:name w:val="Author"/>
+    <w:basedOn w:val="Title"/>
+    <w:next w:val="BodyText"/>
+    <w:qFormat/>
+    <w:pPr>
+      <w:keepNext/>
+      <w:keepLines/>
+    </w:pPr>
+    <w:rPr>
+      <w:sz w:val="24"/>
+      <w:szCs w:val="24"/>
+    </w:rPr>
+  </w:style>
+  <w:style w:type="paragraph" w:styleId="Date">
+    <w:name w:val="Date"/>
+    <w:basedOn w:val="Title"/>
+    <w:next w:val="BodyText"/>
+    <w:qFormat/>
+    <w:pPr>
+      <w:keepNext/>
+      <w:keepLines/>
+    </w:pPr>
+    <w:rPr>
+      <w:sz w:val="24"/>
+      <w:szCs w:val="24"/>
+    </w:rPr>
+  </w:style>
+  <w:style w:type="paragraph" w:customStyle="1" w:styleId="AbstractTitle">
+    <w:name w:val="Abstract Title"/>
+    <w:basedOn w:val="Normal"/>
+    <w:next w:val="Abstract"/>
+    <w:qFormat/>
+    <w:pPr>
+      <w:keepNext/>
+      <w:keepLines/>
+      <w:spacing w:before="300" w:after="0"/>
+      <w:jc w:val="center"/>
+    </w:pPr>
+    <w:rPr>
+      <w:b/>
+      <w:sz w:val="20"/>
+      <w:szCs w:val="20"/>
+    </w:rPr>
+  </w:style>
+  <w:style w:type="paragraph" w:customStyle="1" w:styleId="Abstract">
+    <w:name w:val="Abstract"/>
+    <w:basedOn w:val="Normal"/>
+    <w:next w:val="BodyText"/>
+    <w:qFormat/>
+    <w:pPr>
+      <w:keepNext/>
+      <w:keepLines/>
+      <w:spacing w:before="100" w:after="300"/>
+    </w:pPr>
+    <w:rPr>
+      <w:sz w:val="20"/>
+      <w:szCs w:val="20"/>
+    </w:rPr>
+  </w:style>
+  <w:style w:type="paragraph" w:styleId="Bibliography">
+    <w:name w:val="Bibliography"/>
+    <w:basedOn w:val="Normal"/>
+    <w:qFormat/>
+  </w:style>
+  <w:style w:type="character" w:customStyle="1" w:styleId="Heading1Char">
     <w:name w:val="Heading 1 Char"/>
     <w:basedOn w:val="DefaultParagraphFont"/>
     <w:link w:val="Heading1"/>
     <w:uiPriority w:val="9"/>
     <w:rsid w:val="00A10FD9"/>
     <w:rPr>
-      <w:rFonts w:asciiTheme="majorHAnsi" w:cstheme="majorBidi" w:eastAsiaTheme="majorEastAsia" w:hAnsiTheme="majorHAnsi"/>
-      <w:color w:themeColor="accent1" w:themeShade="BF" w:val="0F4761"/>
+      <w:rFonts w:asciiTheme="majorHAnsi" w:eastAsiaTheme="majorEastAsia" w:hAnsiTheme="majorHAnsi" w:cstheme="majorBidi"/>
+      <w:color w:val="0F4761" w:themeColor="accent1" w:themeShade="BF"/>
       <w:sz w:val="40"/>
       <w:szCs w:val="40"/>
     </w:rPr>
   </w:style>
-  <w:style w:customStyle="1" w:styleId="Heading2Char" w:type="character">
+  <w:style w:type="character" w:customStyle="1" w:styleId="Heading2Char">
     <w:name w:val="Heading 2 Char"/>
     <w:basedOn w:val="DefaultParagraphFont"/>
     <w:link w:val="Heading2"/>
@@ -1674,13 +2320,13 @@
     <w:semiHidden/>
     <w:rsid w:val="00A10FD9"/>
     <w:rPr>
-      <w:rFonts w:asciiTheme="majorHAnsi" w:cstheme="majorBidi" w:eastAsiaTheme="majorEastAsia" w:hAnsiTheme="majorHAnsi"/>
-      <w:color w:themeColor="accent1" w:themeShade="BF" w:val="0F4761"/>
+      <w:rFonts w:asciiTheme="majorHAnsi" w:eastAsiaTheme="majorEastAsia" w:hAnsiTheme="majorHAnsi" w:cstheme="majorBidi"/>
+      <w:color w:val="0F4761" w:themeColor="accent1" w:themeShade="BF"/>
       <w:sz w:val="32"/>
       <w:szCs w:val="32"/>
     </w:rPr>
   </w:style>
-  <w:style w:customStyle="1" w:styleId="Heading3Char" w:type="character">
+  <w:style w:type="character" w:customStyle="1" w:styleId="Heading3Char">
     <w:name w:val="Heading 3 Char"/>
     <w:basedOn w:val="DefaultParagraphFont"/>
     <w:link w:val="Heading3"/>
@@ -1688,13 +2334,13 @@
     <w:semiHidden/>
     <w:rsid w:val="00A10FD9"/>
     <w:rPr>
-      <w:rFonts w:cstheme="majorBidi" w:eastAsiaTheme="majorEastAsia"/>
-      <w:color w:themeColor="accent1" w:themeShade="BF" w:val="0F4761"/>
+      <w:rFonts w:eastAsiaTheme="majorEastAsia" w:cstheme="majorBidi"/>
+      <w:color w:val="0F4761" w:themeColor="accent1" w:themeShade="BF"/>
       <w:sz w:val="28"/>
       <w:szCs w:val="28"/>
     </w:rPr>
   </w:style>
-  <w:style w:customStyle="1" w:styleId="Heading4Char" w:type="character">
+  <w:style w:type="character" w:customStyle="1" w:styleId="Heading4Char">
     <w:name w:val="Heading 4 Char"/>
     <w:basedOn w:val="DefaultParagraphFont"/>
     <w:link w:val="Heading4"/>
@@ -1702,13 +2348,13 @@
     <w:semiHidden/>
     <w:rsid w:val="00A10FD9"/>
     <w:rPr>
-      <w:rFonts w:cstheme="majorBidi" w:eastAsiaTheme="majorEastAsia"/>
+      <w:rFonts w:eastAsiaTheme="majorEastAsia" w:cstheme="majorBidi"/>
       <w:i/>
       <w:iCs/>
-      <w:color w:themeColor="accent1" w:themeShade="BF" w:val="0F4761"/>
-    </w:rPr>
-  </w:style>
-  <w:style w:customStyle="1" w:styleId="Heading5Char" w:type="character">
+      <w:color w:val="0F4761" w:themeColor="accent1" w:themeShade="BF"/>
+    </w:rPr>
+  </w:style>
+  <w:style w:type="character" w:customStyle="1" w:styleId="Heading5Char">
     <w:name w:val="Heading 5 Char"/>
     <w:basedOn w:val="DefaultParagraphFont"/>
     <w:link w:val="Heading5"/>
@@ -1716,11 +2362,11 @@
     <w:semiHidden/>
     <w:rsid w:val="00A10FD9"/>
     <w:rPr>
-      <w:rFonts w:cstheme="majorBidi" w:eastAsiaTheme="majorEastAsia"/>
-      <w:color w:themeColor="accent1" w:themeShade="BF" w:val="0F4761"/>
-    </w:rPr>
-  </w:style>
-  <w:style w:customStyle="1" w:styleId="Heading6Char" w:type="character">
+      <w:rFonts w:eastAsiaTheme="majorEastAsia" w:cstheme="majorBidi"/>
+      <w:color w:val="0F4761" w:themeColor="accent1" w:themeShade="BF"/>
+    </w:rPr>
+  </w:style>
+  <w:style w:type="character" w:customStyle="1" w:styleId="Heading6Char">
     <w:name w:val="Heading 6 Char"/>
     <w:basedOn w:val="DefaultParagraphFont"/>
     <w:link w:val="Heading6"/>
@@ -1728,13 +2374,13 @@
     <w:semiHidden/>
     <w:rsid w:val="00A10FD9"/>
     <w:rPr>
-      <w:rFonts w:cstheme="majorBidi" w:eastAsiaTheme="majorEastAsia"/>
+      <w:rFonts w:eastAsiaTheme="majorEastAsia" w:cstheme="majorBidi"/>
       <w:i/>
       <w:iCs/>
-      <w:color w:themeColor="text1" w:themeTint="A6" w:val="595959"/>
-    </w:rPr>
-  </w:style>
-  <w:style w:customStyle="1" w:styleId="Heading7Char" w:type="character">
+      <w:color w:val="595959" w:themeColor="text1" w:themeTint="A6"/>
+    </w:rPr>
+  </w:style>
+  <w:style w:type="character" w:customStyle="1" w:styleId="Heading7Char">
     <w:name w:val="Heading 7 Char"/>
     <w:basedOn w:val="DefaultParagraphFont"/>
     <w:link w:val="Heading7"/>
@@ -1742,11 +2388,11 @@
     <w:semiHidden/>
     <w:rsid w:val="00A10FD9"/>
     <w:rPr>
-      <w:rFonts w:cstheme="majorBidi" w:eastAsiaTheme="majorEastAsia"/>
-      <w:color w:themeColor="text1" w:themeTint="A6" w:val="595959"/>
-    </w:rPr>
-  </w:style>
-  <w:style w:customStyle="1" w:styleId="Heading8Char" w:type="character">
+      <w:rFonts w:eastAsiaTheme="majorEastAsia" w:cstheme="majorBidi"/>
+      <w:color w:val="595959" w:themeColor="text1" w:themeTint="A6"/>
+    </w:rPr>
+  </w:style>
+  <w:style w:type="character" w:customStyle="1" w:styleId="Heading8Char">
     <w:name w:val="Heading 8 Char"/>
     <w:basedOn w:val="DefaultParagraphFont"/>
     <w:link w:val="Heading8"/>
@@ -1754,13 +2400,13 @@
     <w:semiHidden/>
     <w:rsid w:val="00A10FD9"/>
     <w:rPr>
-      <w:rFonts w:cstheme="majorBidi" w:eastAsiaTheme="majorEastAsia"/>
+      <w:rFonts w:eastAsiaTheme="majorEastAsia" w:cstheme="majorBidi"/>
       <w:i/>
       <w:iCs/>
-      <w:color w:themeColor="text1" w:themeTint="D8" w:val="272727"/>
-    </w:rPr>
-  </w:style>
-  <w:style w:customStyle="1" w:styleId="Heading9Char" w:type="character">
+      <w:color w:val="272727" w:themeColor="text1" w:themeTint="D8"/>
+    </w:rPr>
+  </w:style>
+  <w:style w:type="character" w:customStyle="1" w:styleId="Heading9Char">
     <w:name w:val="Heading 9 Char"/>
     <w:basedOn w:val="DefaultParagraphFont"/>
     <w:link w:val="Heading9"/>
@@ -1768,11 +2414,11 @@
     <w:semiHidden/>
     <w:rsid w:val="00A10FD9"/>
     <w:rPr>
-      <w:rFonts w:cstheme="majorBidi" w:eastAsiaTheme="majorEastAsia"/>
-      <w:color w:themeColor="text1" w:themeTint="D8" w:val="272727"/>
-    </w:rPr>
-  </w:style>
-  <w:style w:styleId="BlockText" w:type="paragraph">
+      <w:rFonts w:eastAsiaTheme="majorEastAsia" w:cstheme="majorBidi"/>
+      <w:color w:val="272727" w:themeColor="text1" w:themeTint="D8"/>
+    </w:rPr>
+  </w:style>
+  <w:style w:type="paragraph" w:styleId="BlockText">
     <w:name w:val="Block Text"/>
     <w:basedOn w:val="BodyText"/>
     <w:next w:val="BodyText"/>
@@ -1780,19 +2426,18 @@
     <w:unhideWhenUsed/>
     <w:qFormat/>
     <w:pPr>
-      <w:spacing w:after="100" w:before="100"/>
-      <w:ind w:firstLine="0" w:left="480" w:right="480"/>
+      <w:spacing w:before="100" w:after="100"/>
+      <w:ind w:left="480" w:right="480"/>
     </w:pPr>
   </w:style>
-  <w:style w:styleId="FootnoteText" w:type="paragraph">
-    <w:name w:val="Footnote Text"/>
+  <w:style w:type="paragraph" w:styleId="FootnoteText">
+    <w:name w:val="footnote text"/>
     <w:basedOn w:val="Normal"/>
-    <w:next w:val="FootnoteText"/>
     <w:uiPriority w:val="9"/>
     <w:unhideWhenUsed/>
     <w:qFormat/>
   </w:style>
-  <w:style w:styleId="FootnoteBlockText" w:type="paragraph">
+  <w:style w:type="paragraph" w:customStyle="1" w:styleId="FootnoteBlockText">
     <w:name w:val="Footnote Block Text"/>
     <w:basedOn w:val="FootnoteText"/>
     <w:next w:val="FootnoteText"/>
@@ -1800,40 +2445,35 @@
     <w:unhideWhenUsed/>
     <w:qFormat/>
     <w:pPr>
-      <w:spacing w:after="100" w:before="100"/>
-      <w:ind w:firstLine="0" w:left="480" w:right="480"/>
+      <w:spacing w:before="100" w:after="100"/>
+      <w:ind w:left="480" w:right="480"/>
     </w:pPr>
   </w:style>
-  <w:style w:default="1" w:styleId="DefaultParagraphFont" w:type="character">
-    <w:name w:val="Default Paragraph Font"/>
-    <w:semiHidden/>
-    <w:unhideWhenUsed/>
-  </w:style>
-  <w:style w:default="1" w:styleId="Table" w:type="table">
+  <w:style w:type="table" w:customStyle="1" w:styleId="Table">
     <w:name w:val="Table"/>
-    <w:basedOn w:val="TableNormal"/>
     <w:semiHidden/>
     <w:unhideWhenUsed/>
     <w:qFormat/>
     <w:tblPr>
-      <w:tblInd w:type="dxa" w:w="0"/>
+      <w:tblInd w:w="0" w:type="dxa"/>
       <w:tblCellMar>
-        <w:top w:type="dxa" w:w="0"/>
-        <w:left w:type="dxa" w:w="108"/>
-        <w:bottom w:type="dxa" w:w="0"/>
-        <w:right w:type="dxa" w:w="108"/>
+        <w:top w:w="0" w:type="dxa"/>
+        <w:left w:w="108" w:type="dxa"/>
+        <w:bottom w:w="0" w:type="dxa"/>
+        <w:right w:w="108" w:type="dxa"/>
       </w:tblCellMar>
     </w:tblPr>
     <w:tblStylePr w:type="firstRow">
+      <w:tblPr/>
       <w:tcPr>
         <w:tcBorders>
-          <w:bottom w:val="single"/>
+          <w:bottom w:val="single" w:sz="0" w:space="0" w:color="auto"/>
         </w:tcBorders>
         <w:vAlign w:val="bottom"/>
       </w:tcPr>
     </w:tblStylePr>
   </w:style>
-  <w:style w:customStyle="1" w:styleId="DefinitionTerm" w:type="paragraph">
+  <w:style w:type="paragraph" w:customStyle="1" w:styleId="DefinitionTerm">
     <w:name w:val="Definition Term"/>
     <w:basedOn w:val="Normal"/>
     <w:next w:val="Definition"/>
@@ -1846,75 +2486,76 @@
       <w:b/>
     </w:rPr>
   </w:style>
-  <w:style w:customStyle="1" w:styleId="Definition" w:type="paragraph">
+  <w:style w:type="paragraph" w:customStyle="1" w:styleId="Definition">
     <w:name w:val="Definition"/>
     <w:basedOn w:val="Normal"/>
   </w:style>
-  <w:style w:styleId="Caption" w:type="paragraph">
-    <w:name w:val="Caption"/>
+  <w:style w:type="paragraph" w:styleId="Caption">
+    <w:name w:val="caption"/>
     <w:basedOn w:val="Normal"/>
-    <w:link w:val="BodyTextChar"/>
+    <w:link w:val="CaptionChar"/>
     <w:pPr>
-      <w:spacing w:after="120" w:before="0"/>
+      <w:spacing w:after="120"/>
     </w:pPr>
     <w:rPr>
       <w:i/>
     </w:rPr>
   </w:style>
-  <w:style w:customStyle="1" w:styleId="TableCaption" w:type="paragraph">
+  <w:style w:type="paragraph" w:customStyle="1" w:styleId="TableCaption">
     <w:name w:val="Table Caption"/>
     <w:basedOn w:val="Caption"/>
     <w:pPr>
       <w:keepNext/>
     </w:pPr>
   </w:style>
-  <w:style w:customStyle="1" w:styleId="ImageCaption" w:type="paragraph">
+  <w:style w:type="paragraph" w:customStyle="1" w:styleId="ImageCaption">
     <w:name w:val="Image Caption"/>
     <w:basedOn w:val="Caption"/>
   </w:style>
-  <w:style w:customStyle="1" w:styleId="Figure" w:type="paragraph">
+  <w:style w:type="paragraph" w:customStyle="1" w:styleId="Figure">
     <w:name w:val="Figure"/>
     <w:basedOn w:val="Normal"/>
   </w:style>
-  <w:style w:customStyle="1" w:styleId="CaptionedFigure" w:type="paragraph">
+  <w:style w:type="paragraph" w:customStyle="1" w:styleId="CaptionedFigure">
     <w:name w:val="Captioned Figure"/>
     <w:basedOn w:val="Figure"/>
     <w:pPr>
       <w:keepNext/>
     </w:pPr>
   </w:style>
-  <w:style w:customStyle="1" w:styleId="BodyTextChar" w:type="character">
-    <w:name w:val="Body Text Char"/>
+  <w:style w:type="character" w:customStyle="1" w:styleId="CaptionChar">
+    <w:name w:val="Caption Char"/>
     <w:basedOn w:val="DefaultParagraphFont"/>
-    <w:link w:val="BodyText"/>
-  </w:style>
-  <w:style w:customStyle="1" w:styleId="VerbatimChar" w:type="character">
+    <w:link w:val="Caption"/>
+  </w:style>
+  <w:style w:type="character" w:customStyle="1" w:styleId="VerbatimChar">
     <w:name w:val="Verbatim Char"/>
-    <w:basedOn w:val="BodyTextChar"/>
+    <w:basedOn w:val="CaptionChar"/>
+    <w:link w:val="SourceCode"/>
     <w:rPr>
       <w:rFonts w:ascii="Consolas" w:hAnsi="Consolas"/>
       <w:sz w:val="22"/>
     </w:rPr>
   </w:style>
-  <w:style w:customStyle="1" w:styleId="SectionNumber" w:type="character">
+  <w:style w:type="character" w:customStyle="1" w:styleId="SectionNumber">
     <w:name w:val="Section Number"/>
-    <w:basedOn w:val="BodyTextChar"/>
-  </w:style>
-  <w:style w:styleId="FootnoteReference" w:type="character">
-    <w:name w:val="Footnote Reference"/>
-    <w:basedOn w:val="BodyTextChar"/>
+    <w:basedOn w:val="CaptionChar"/>
+  </w:style>
+  <w:style w:type="character" w:styleId="FootnoteReference">
+    <w:name w:val="footnote reference"/>
+    <w:basedOn w:val="CaptionChar"/>
     <w:rPr>
       <w:vertAlign w:val="superscript"/>
     </w:rPr>
   </w:style>
-  <w:style w:styleId="Hyperlink" w:type="character">
+  <w:style w:type="character" w:styleId="Hyperlink">
     <w:name w:val="Hyperlink"/>
-    <w:basedOn w:val="BodyTextChar"/>
-    <w:rPr>
-      <w:color w:themeColor="accent1" w:val="4F81BD"/>
-    </w:rPr>
-  </w:style>
-  <w:style w:styleId="TOCHeading" w:type="paragraph">
+    <w:basedOn w:val="CaptionChar"/>
+    <w:rPr>
+      <w:color w:val="156082" w:themeColor="accent1"/>
+    </w:rPr>
+  </w:style>
+  <w:style w:type="paragraph" w:styleId="TOCHeading">
     <w:name w:val="TOC Heading"/>
     <w:basedOn w:val="Heading1"/>
     <w:next w:val="BodyText"/>
@@ -1925,246 +2566,520 @@
       <w:spacing w:before="240" w:line="259" w:lineRule="auto"/>
       <w:outlineLvl w:val="9"/>
     </w:pPr>
-    <w:rPr>
-      <w:rFonts w:asciiTheme="majorHAnsi" w:cstheme="majorBidi" w:eastAsiaTheme="majorEastAsia" w:hAnsiTheme="majorHAnsi"/>
-      <w:b w:val="0"/>
-      <w:bCs w:val="0"/>
-      <w:color w:themeColor="accent1" w:themeShade="BF" w:val="365F91"/>
-    </w:rPr>
   </w:style>
   <w:style w:type="paragraph" w:customStyle="1" w:styleId="SourceCode">
     <w:name w:val="Source Code"/>
     <w:basedOn w:val="Normal"/>
     <w:link w:val="VerbatimChar"/>
     <w:pPr>
-      <w:wordWrap w:val="off"/>
+      <w:wordWrap w:val="0"/>
     </w:pPr>
   </w:style>
   <w:style w:type="character" w:customStyle="1" w:styleId="KeywordTok">
     <w:name w:val="KeywordTok"/>
     <w:basedOn w:val="VerbatimChar"/>
     <w:rPr>
+      <w:rFonts w:ascii="Consolas" w:hAnsi="Consolas"/>
       <w:b/>
       <w:color w:val="007020"/>
+      <w:sz w:val="22"/>
     </w:rPr>
   </w:style>
   <w:style w:type="character" w:customStyle="1" w:styleId="DataTypeTok">
     <w:name w:val="DataTypeTok"/>
     <w:basedOn w:val="VerbatimChar"/>
     <w:rPr>
+      <w:rFonts w:ascii="Consolas" w:hAnsi="Consolas"/>
       <w:color w:val="902000"/>
+      <w:sz w:val="22"/>
     </w:rPr>
   </w:style>
   <w:style w:type="character" w:customStyle="1" w:styleId="DecValTok">
     <w:name w:val="DecValTok"/>
     <w:basedOn w:val="VerbatimChar"/>
     <w:rPr>
-      <w:color w:val="40a070"/>
+      <w:rFonts w:ascii="Consolas" w:hAnsi="Consolas"/>
+      <w:color w:val="40A070"/>
+      <w:sz w:val="22"/>
     </w:rPr>
   </w:style>
   <w:style w:type="character" w:customStyle="1" w:styleId="BaseNTok">
     <w:name w:val="BaseNTok"/>
     <w:basedOn w:val="VerbatimChar"/>
     <w:rPr>
-      <w:color w:val="40a070"/>
+      <w:rFonts w:ascii="Consolas" w:hAnsi="Consolas"/>
+      <w:color w:val="40A070"/>
+      <w:sz w:val="22"/>
     </w:rPr>
   </w:style>
   <w:style w:type="character" w:customStyle="1" w:styleId="FloatTok">
     <w:name w:val="FloatTok"/>
     <w:basedOn w:val="VerbatimChar"/>
     <w:rPr>
-      <w:color w:val="40a070"/>
+      <w:rFonts w:ascii="Consolas" w:hAnsi="Consolas"/>
+      <w:color w:val="40A070"/>
+      <w:sz w:val="22"/>
     </w:rPr>
   </w:style>
   <w:style w:type="character" w:customStyle="1" w:styleId="ConstantTok">
     <w:name w:val="ConstantTok"/>
     <w:basedOn w:val="VerbatimChar"/>
     <w:rPr>
+      <w:rFonts w:ascii="Consolas" w:hAnsi="Consolas"/>
       <w:color w:val="880000"/>
+      <w:sz w:val="22"/>
     </w:rPr>
   </w:style>
   <w:style w:type="character" w:customStyle="1" w:styleId="CharTok">
     <w:name w:val="CharTok"/>
     <w:basedOn w:val="VerbatimChar"/>
     <w:rPr>
-      <w:color w:val="4070a0"/>
+      <w:rFonts w:ascii="Consolas" w:hAnsi="Consolas"/>
+      <w:color w:val="4070A0"/>
+      <w:sz w:val="22"/>
     </w:rPr>
   </w:style>
   <w:style w:type="character" w:customStyle="1" w:styleId="SpecialCharTok">
     <w:name w:val="SpecialCharTok"/>
     <w:basedOn w:val="VerbatimChar"/>
     <w:rPr>
-      <w:color w:val="4070a0"/>
+      <w:rFonts w:ascii="Consolas" w:hAnsi="Consolas"/>
+      <w:color w:val="4070A0"/>
+      <w:sz w:val="22"/>
     </w:rPr>
   </w:style>
   <w:style w:type="character" w:customStyle="1" w:styleId="StringTok">
     <w:name w:val="StringTok"/>
     <w:basedOn w:val="VerbatimChar"/>
     <w:rPr>
-      <w:color w:val="4070a0"/>
+      <w:rFonts w:ascii="Consolas" w:hAnsi="Consolas"/>
+      <w:color w:val="4070A0"/>
+      <w:sz w:val="22"/>
     </w:rPr>
   </w:style>
   <w:style w:type="character" w:customStyle="1" w:styleId="VerbatimStringTok">
     <w:name w:val="VerbatimStringTok"/>
     <w:basedOn w:val="VerbatimChar"/>
     <w:rPr>
-      <w:color w:val="4070a0"/>
+      <w:rFonts w:ascii="Consolas" w:hAnsi="Consolas"/>
+      <w:color w:val="4070A0"/>
+      <w:sz w:val="22"/>
     </w:rPr>
   </w:style>
   <w:style w:type="character" w:customStyle="1" w:styleId="SpecialStringTok">
     <w:name w:val="SpecialStringTok"/>
     <w:basedOn w:val="VerbatimChar"/>
     <w:rPr>
-      <w:color w:val="bb6688"/>
+      <w:rFonts w:ascii="Consolas" w:hAnsi="Consolas"/>
+      <w:color w:val="BB6688"/>
+      <w:sz w:val="22"/>
     </w:rPr>
   </w:style>
   <w:style w:type="character" w:customStyle="1" w:styleId="ImportTok">
     <w:name w:val="ImportTok"/>
     <w:basedOn w:val="VerbatimChar"/>
     <w:rPr>
+      <w:rFonts w:ascii="Consolas" w:hAnsi="Consolas"/>
       <w:b/>
       <w:color w:val="008000"/>
+      <w:sz w:val="22"/>
     </w:rPr>
   </w:style>
   <w:style w:type="character" w:customStyle="1" w:styleId="CommentTok">
     <w:name w:val="CommentTok"/>
     <w:basedOn w:val="VerbatimChar"/>
     <w:rPr>
+      <w:rFonts w:ascii="Consolas" w:hAnsi="Consolas"/>
       <w:i/>
-      <w:color w:val="60a0b0"/>
+      <w:color w:val="60A0B0"/>
+      <w:sz w:val="22"/>
     </w:rPr>
   </w:style>
   <w:style w:type="character" w:customStyle="1" w:styleId="DocumentationTok">
     <w:name w:val="DocumentationTok"/>
     <w:basedOn w:val="VerbatimChar"/>
     <w:rPr>
+      <w:rFonts w:ascii="Consolas" w:hAnsi="Consolas"/>
       <w:i/>
-      <w:color w:val="ba2121"/>
+      <w:color w:val="BA2121"/>
+      <w:sz w:val="22"/>
     </w:rPr>
   </w:style>
   <w:style w:type="character" w:customStyle="1" w:styleId="AnnotationTok">
     <w:name w:val="AnnotationTok"/>
     <w:basedOn w:val="VerbatimChar"/>
     <w:rPr>
+      <w:rFonts w:ascii="Consolas" w:hAnsi="Consolas"/>
       <w:b/>
       <w:i/>
-      <w:color w:val="60a0b0"/>
+      <w:color w:val="60A0B0"/>
+      <w:sz w:val="22"/>
     </w:rPr>
   </w:style>
   <w:style w:type="character" w:customStyle="1" w:styleId="CommentVarTok">
     <w:name w:val="CommentVarTok"/>
     <w:basedOn w:val="VerbatimChar"/>
     <w:rPr>
+      <w:rFonts w:ascii="Consolas" w:hAnsi="Consolas"/>
       <w:b/>
       <w:i/>
-      <w:color w:val="60a0b0"/>
+      <w:color w:val="60A0B0"/>
+      <w:sz w:val="22"/>
     </w:rPr>
   </w:style>
   <w:style w:type="character" w:customStyle="1" w:styleId="OtherTok">
     <w:name w:val="OtherTok"/>
     <w:basedOn w:val="VerbatimChar"/>
     <w:rPr>
+      <w:rFonts w:ascii="Consolas" w:hAnsi="Consolas"/>
       <w:color w:val="007020"/>
+      <w:sz w:val="22"/>
     </w:rPr>
   </w:style>
   <w:style w:type="character" w:customStyle="1" w:styleId="FunctionTok">
     <w:name w:val="FunctionTok"/>
     <w:basedOn w:val="VerbatimChar"/>
     <w:rPr>
-      <w:color w:val="06287e"/>
+      <w:rFonts w:ascii="Consolas" w:hAnsi="Consolas"/>
+      <w:color w:val="06287E"/>
+      <w:sz w:val="22"/>
     </w:rPr>
   </w:style>
   <w:style w:type="character" w:customStyle="1" w:styleId="VariableTok">
     <w:name w:val="VariableTok"/>
     <w:basedOn w:val="VerbatimChar"/>
     <w:rPr>
-      <w:color w:val="19177c"/>
+      <w:rFonts w:ascii="Consolas" w:hAnsi="Consolas"/>
+      <w:color w:val="19177C"/>
+      <w:sz w:val="22"/>
     </w:rPr>
   </w:style>
   <w:style w:type="character" w:customStyle="1" w:styleId="ControlFlowTok">
     <w:name w:val="ControlFlowTok"/>
     <w:basedOn w:val="VerbatimChar"/>
     <w:rPr>
+      <w:rFonts w:ascii="Consolas" w:hAnsi="Consolas"/>
       <w:b/>
       <w:color w:val="007020"/>
+      <w:sz w:val="22"/>
     </w:rPr>
   </w:style>
   <w:style w:type="character" w:customStyle="1" w:styleId="OperatorTok">
     <w:name w:val="OperatorTok"/>
     <w:basedOn w:val="VerbatimChar"/>
     <w:rPr>
+      <w:rFonts w:ascii="Consolas" w:hAnsi="Consolas"/>
       <w:color w:val="666666"/>
+      <w:sz w:val="22"/>
     </w:rPr>
   </w:style>
   <w:style w:type="character" w:customStyle="1" w:styleId="BuiltInTok">
     <w:name w:val="BuiltInTok"/>
     <w:basedOn w:val="VerbatimChar"/>
     <w:rPr>
+      <w:rFonts w:ascii="Consolas" w:hAnsi="Consolas"/>
       <w:color w:val="008000"/>
+      <w:sz w:val="22"/>
     </w:rPr>
   </w:style>
   <w:style w:type="character" w:customStyle="1" w:styleId="ExtensionTok">
     <w:name w:val="ExtensionTok"/>
     <w:basedOn w:val="VerbatimChar"/>
-    <w:rPr/>
+    <w:rPr>
+      <w:rFonts w:ascii="Consolas" w:hAnsi="Consolas"/>
+      <w:sz w:val="22"/>
+    </w:rPr>
   </w:style>
   <w:style w:type="character" w:customStyle="1" w:styleId="PreprocessorTok">
     <w:name w:val="PreprocessorTok"/>
     <w:basedOn w:val="VerbatimChar"/>
     <w:rPr>
-      <w:color w:val="bc7a00"/>
+      <w:rFonts w:ascii="Consolas" w:hAnsi="Consolas"/>
+      <w:color w:val="BC7A00"/>
+      <w:sz w:val="22"/>
     </w:rPr>
   </w:style>
   <w:style w:type="character" w:customStyle="1" w:styleId="AttributeTok">
     <w:name w:val="AttributeTok"/>
     <w:basedOn w:val="VerbatimChar"/>
     <w:rPr>
-      <w:color w:val="7d9029"/>
+      <w:rFonts w:ascii="Consolas" w:hAnsi="Consolas"/>
+      <w:color w:val="7D9029"/>
+      <w:sz w:val="22"/>
     </w:rPr>
   </w:style>
   <w:style w:type="character" w:customStyle="1" w:styleId="RegionMarkerTok">
     <w:name w:val="RegionMarkerTok"/>
     <w:basedOn w:val="VerbatimChar"/>
-    <w:rPr/>
+    <w:rPr>
+      <w:rFonts w:ascii="Consolas" w:hAnsi="Consolas"/>
+      <w:sz w:val="22"/>
+    </w:rPr>
   </w:style>
   <w:style w:type="character" w:customStyle="1" w:styleId="InformationTok">
     <w:name w:val="InformationTok"/>
     <w:basedOn w:val="VerbatimChar"/>
     <w:rPr>
+      <w:rFonts w:ascii="Consolas" w:hAnsi="Consolas"/>
       <w:b/>
       <w:i/>
-      <w:color w:val="60a0b0"/>
+      <w:color w:val="60A0B0"/>
+      <w:sz w:val="22"/>
     </w:rPr>
   </w:style>
   <w:style w:type="character" w:customStyle="1" w:styleId="WarningTok">
     <w:name w:val="WarningTok"/>
     <w:basedOn w:val="VerbatimChar"/>
     <w:rPr>
+      <w:rFonts w:ascii="Consolas" w:hAnsi="Consolas"/>
       <w:b/>
       <w:i/>
-      <w:color w:val="60a0b0"/>
+      <w:color w:val="60A0B0"/>
+      <w:sz w:val="22"/>
     </w:rPr>
   </w:style>
   <w:style w:type="character" w:customStyle="1" w:styleId="AlertTok">
     <w:name w:val="AlertTok"/>
     <w:basedOn w:val="VerbatimChar"/>
     <w:rPr>
+      <w:rFonts w:ascii="Consolas" w:hAnsi="Consolas"/>
       <w:b/>
-      <w:color w:val="ff0000"/>
+      <w:color w:val="FF0000"/>
+      <w:sz w:val="22"/>
     </w:rPr>
   </w:style>
   <w:style w:type="character" w:customStyle="1" w:styleId="ErrorTok">
     <w:name w:val="ErrorTok"/>
     <w:basedOn w:val="VerbatimChar"/>
     <w:rPr>
+      <w:rFonts w:ascii="Consolas" w:hAnsi="Consolas"/>
       <w:b/>
-      <w:color w:val="ff0000"/>
+      <w:color w:val="FF0000"/>
+      <w:sz w:val="22"/>
     </w:rPr>
   </w:style>
   <w:style w:type="character" w:customStyle="1" w:styleId="NormalTok">
     <w:name w:val="NormalTok"/>
     <w:basedOn w:val="VerbatimChar"/>
-    <w:rPr/>
+    <w:rPr>
+      <w:rFonts w:ascii="Consolas" w:hAnsi="Consolas"/>
+      <w:sz w:val="22"/>
+    </w:rPr>
+  </w:style>
+  <w:style w:type="paragraph" w:styleId="BalloonText">
+    <w:name w:val="Balloon Text"/>
+    <w:basedOn w:val="Normal"/>
+    <w:link w:val="BalloonTextChar"/>
+    <w:rsid w:val="00132D7C"/>
+    <w:pPr>
+      <w:spacing w:after="0"/>
+    </w:pPr>
+    <w:rPr>
+      <w:rFonts w:ascii="Tahoma" w:hAnsi="Tahoma" w:cs="Tahoma"/>
+      <w:sz w:val="16"/>
+      <w:szCs w:val="16"/>
+    </w:rPr>
+  </w:style>
+  <w:style w:type="character" w:customStyle="1" w:styleId="BalloonTextChar">
+    <w:name w:val="Balloon Text Char"/>
+    <w:basedOn w:val="DefaultParagraphFont"/>
+    <w:link w:val="BalloonText"/>
+    <w:rsid w:val="00132D7C"/>
+    <w:rPr>
+      <w:rFonts w:ascii="Tahoma" w:hAnsi="Tahoma" w:cs="Tahoma"/>
+      <w:sz w:val="16"/>
+      <w:szCs w:val="16"/>
+    </w:rPr>
+  </w:style>
+</w:styles>
+</file>
+
+<file path=word/stylesWithEffects.xml><?xml version="1.0" encoding="utf-8"?>
+<w:styles xmlns:wpc="http://schemas.microsoft.com/office/word/2010/wordprocessingCanvas" xmlns:mc="http://schemas.openxmlformats.org/markup-compatibility/2006" xmlns:o="urn:schemas-microsoft-com:office:office" xmlns:r="http://schemas.openxmlformats.org/officeDocument/2006/relationships" xmlns:m="http://schemas.openxmlformats.org/officeDocument/2006/math" xmlns:v="urn:schemas-microsoft-com:vml" xmlns:wp14="http://schemas.microsoft.com/office/word/2010/wordprocessingDrawing" xmlns:wp="http://schemas.openxmlformats.org/drawingml/2006/wordprocessingDrawing" xmlns:w10="urn:schemas-microsoft-com:office:word" xmlns:w="http://schemas.openxmlformats.org/wordprocessingml/2006/main" xmlns:w14="http://schemas.microsoft.com/office/word/2010/wordml" xmlns:wpg="http://schemas.microsoft.com/office/word/2010/wordprocessingGroup" xmlns:wpi="http://schemas.microsoft.com/office/word/2010/wordprocessingInk" xmlns:wne="http://schemas.microsoft.com/office/word/2006/wordml" xmlns:wps="http://schemas.microsoft.com/office/word/2010/wordprocessingShape" mc:Ignorable="w14 wp14">
+  <w:docDefaults>
+    <w:rPrDefault>
+      <w:rPr>
+        <w:rFonts w:asciiTheme="minorHAnsi" w:eastAsiaTheme="minorEastAsia" w:hAnsiTheme="minorHAnsi" w:cstheme="minorBidi"/>
+        <w:sz w:val="22"/>
+        <w:szCs w:val="22"/>
+        <w:lang w:val="en-US" w:eastAsia="en-US" w:bidi="ar-SA"/>
+      </w:rPr>
+    </w:rPrDefault>
+    <w:pPrDefault>
+      <w:pPr>
+        <w:spacing w:after="200" w:line="276" w:lineRule="auto"/>
+      </w:pPr>
+    </w:pPrDefault>
+  </w:docDefaults>
+  <w:latentStyles w:defLockedState="0" w:defUIPriority="99" w:defSemiHidden="1" w:defUnhideWhenUsed="1" w:defQFormat="0" w:count="267">
+    <w:lsdException w:name="Normal" w:semiHidden="0" w:uiPriority="0" w:unhideWhenUsed="0" w:qFormat="1"/>
+    <w:lsdException w:name="heading 1" w:semiHidden="0" w:uiPriority="9" w:unhideWhenUsed="0" w:qFormat="1"/>
+    <w:lsdException w:name="heading 2" w:uiPriority="9" w:qFormat="1"/>
+    <w:lsdException w:name="heading 3" w:uiPriority="9" w:qFormat="1"/>
+    <w:lsdException w:name="heading 4" w:uiPriority="9" w:qFormat="1"/>
+    <w:lsdException w:name="heading 5" w:uiPriority="9" w:qFormat="1"/>
+    <w:lsdException w:name="heading 6" w:uiPriority="9" w:qFormat="1"/>
+    <w:lsdException w:name="heading 7" w:uiPriority="9" w:qFormat="1"/>
+    <w:lsdException w:name="heading 8" w:uiPriority="9" w:qFormat="1"/>
+    <w:lsdException w:name="heading 9" w:uiPriority="9" w:qFormat="1"/>
+    <w:lsdException w:name="toc 1" w:uiPriority="39"/>
+    <w:lsdException w:name="toc 2" w:uiPriority="39"/>
+    <w:lsdException w:name="toc 3" w:uiPriority="39"/>
+    <w:lsdException w:name="toc 4" w:uiPriority="39"/>
+    <w:lsdException w:name="toc 5" w:uiPriority="39"/>
+    <w:lsdException w:name="toc 6" w:uiPriority="39"/>
+    <w:lsdException w:name="toc 7" w:uiPriority="39"/>
+    <w:lsdException w:name="toc 8" w:uiPriority="39"/>
+    <w:lsdException w:name="toc 9" w:uiPriority="39"/>
+    <w:lsdException w:name="caption" w:uiPriority="35" w:qFormat="1"/>
+    <w:lsdException w:name="Title" w:semiHidden="0" w:uiPriority="10" w:unhideWhenUsed="0" w:qFormat="1"/>
+    <w:lsdException w:name="Default Paragraph Font" w:uiPriority="1"/>
+    <w:lsdException w:name="Subtitle" w:semiHidden="0" w:uiPriority="11" w:unhideWhenUsed="0" w:qFormat="1"/>
+    <w:lsdException w:name="Strong" w:semiHidden="0" w:uiPriority="22" w:unhideWhenUsed="0" w:qFormat="1"/>
+    <w:lsdException w:name="Emphasis" w:semiHidden="0" w:uiPriority="20" w:unhideWhenUsed="0" w:qFormat="1"/>
+    <w:lsdException w:name="Table Grid" w:semiHidden="0" w:uiPriority="59" w:unhideWhenUsed="0"/>
+    <w:lsdException w:name="Placeholder Text" w:unhideWhenUsed="0"/>
+    <w:lsdException w:name="No Spacing" w:semiHidden="0" w:uiPriority="1" w:unhideWhenUsed="0" w:qFormat="1"/>
+    <w:lsdException w:name="Light Shading" w:semiHidden="0" w:uiPriority="60" w:unhideWhenUsed="0"/>
+    <w:lsdException w:name="Light List" w:semiHidden="0" w:uiPriority="61" w:unhideWhenUsed="0"/>
+    <w:lsdException w:name="Light Grid" w:semiHidden="0" w:uiPriority="62" w:unhideWhenUsed="0"/>
+    <w:lsdException w:name="Medium Shading 1" w:semiHidden="0" w:uiPriority="63" w:unhideWhenUsed="0"/>
+    <w:lsdException w:name="Medium Shading 2" w:semiHidden="0" w:uiPriority="64" w:unhideWhenUsed="0"/>
+    <w:lsdException w:name="Medium List 1" w:semiHidden="0" w:uiPriority="65" w:unhideWhenUsed="0"/>
+    <w:lsdException w:name="Medium List 2" w:semiHidden="0" w:uiPriority="66" w:unhideWhenUsed="0"/>
+    <w:lsdException w:name="Medium Grid 1" w:semiHidden="0" w:uiPriority="67" w:unhideWhenUsed="0"/>
+    <w:lsdException w:name="Medium Grid 2" w:semiHidden="0" w:uiPriority="68" w:unhideWhenUsed="0"/>
+    <w:lsdException w:name="Medium Grid 3" w:semiHidden="0" w:uiPriority="69" w:unhideWhenUsed="0"/>
+    <w:lsdException w:name="Dark List" w:semiHidden="0" w:uiPriority="70" w:unhideWhenUsed="0"/>
+    <w:lsdException w:name="Colorful Shading" w:semiHidden="0" w:uiPriority="71" w:unhideWhenUsed="0"/>
+    <w:lsdException w:name="Colorful List" w:semiHidden="0" w:uiPriority="72" w:unhideWhenUsed="0"/>
+    <w:lsdException w:name="Colorful Grid" w:semiHidden="0" w:uiPriority="73" w:unhideWhenUsed="0"/>
+    <w:lsdException w:name="Light Shading Accent 1" w:semiHidden="0" w:uiPriority="60" w:unhideWhenUsed="0"/>
+    <w:lsdException w:name="Light List Accent 1" w:semiHidden="0" w:uiPriority="61" w:unhideWhenUsed="0"/>
+    <w:lsdException w:name="Light Grid Accent 1" w:semiHidden="0" w:uiPriority="62" w:unhideWhenUsed="0"/>
+    <w:lsdException w:name="Medium Shading 1 Accent 1" w:semiHidden="0" w:uiPriority="63" w:unhideWhenUsed="0"/>
+    <w:lsdException w:name="Medium Shading 2 Accent 1" w:semiHidden="0" w:uiPriority="64" w:unhideWhenUsed="0"/>
+    <w:lsdException w:name="Medium List 1 Accent 1" w:semiHidden="0" w:uiPriority="65" w:unhideWhenUsed="0"/>
+    <w:lsdException w:name="Revision" w:unhideWhenUsed="0"/>
+    <w:lsdException w:name="List Paragraph" w:semiHidden="0" w:uiPriority="34" w:unhideWhenUsed="0" w:qFormat="1"/>
+    <w:lsdException w:name="Quote" w:semiHidden="0" w:uiPriority="29" w:unhideWhenUsed="0" w:qFormat="1"/>
+    <w:lsdException w:name="Intense Quote" w:semiHidden="0" w:uiPriority="30" w:unhideWhenUsed="0" w:qFormat="1"/>
+    <w:lsdException w:name="Medium List 2 Accent 1" w:semiHidden="0" w:uiPriority="66" w:unhideWhenUsed="0"/>
+    <w:lsdException w:name="Medium Grid 1 Accent 1" w:semiHidden="0" w:uiPriority="67" w:unhideWhenUsed="0"/>
+    <w:lsdException w:name="Medium Grid 2 Accent 1" w:semiHidden="0" w:uiPriority="68" w:unhideWhenUsed="0"/>
+    <w:lsdException w:name="Medium Grid 3 Accent 1" w:semiHidden="0" w:uiPriority="69" w:unhideWhenUsed="0"/>
+    <w:lsdException w:name="Dark List Accent 1" w:semiHidden="0" w:uiPriority="70" w:unhideWhenUsed="0"/>
+    <w:lsdException w:name="Colorful Shading Accent 1" w:semiHidden="0" w:uiPriority="71" w:unhideWhenUsed="0"/>
+    <w:lsdException w:name="Colorful List Accent 1" w:semiHidden="0" w:uiPriority="72" w:unhideWhenUsed="0"/>
+    <w:lsdException w:name="Colorful Grid Accent 1" w:semiHidden="0" w:uiPriority="73" w:unhideWhenUsed="0"/>
+    <w:lsdException w:name="Light Shading Accent 2" w:semiHidden="0" w:uiPriority="60" w:unhideWhenUsed="0"/>
+    <w:lsdException w:name="Light List Accent 2" w:semiHidden="0" w:uiPriority="61" w:unhideWhenUsed="0"/>
+    <w:lsdException w:name="Light Grid Accent 2" w:semiHidden="0" w:uiPriority="62" w:unhideWhenUsed="0"/>
+    <w:lsdException w:name="Medium Shading 1 Accent 2" w:semiHidden="0" w:uiPriority="63" w:unhideWhenUsed="0"/>
+    <w:lsdException w:name="Medium Shading 2 Accent 2" w:semiHidden="0" w:uiPriority="64" w:unhideWhenUsed="0"/>
+    <w:lsdException w:name="Medium List 1 Accent 2" w:semiHidden="0" w:uiPriority="65" w:unhideWhenUsed="0"/>
+    <w:lsdException w:name="Medium List 2 Accent 2" w:semiHidden="0" w:uiPriority="66" w:unhideWhenUsed="0"/>
+    <w:lsdException w:name="Medium Grid 1 Accent 2" w:semiHidden="0" w:uiPriority="67" w:unhideWhenUsed="0"/>
+    <w:lsdException w:name="Medium Grid 2 Accent 2" w:semiHidden="0" w:uiPriority="68" w:unhideWhenUsed="0"/>
+    <w:lsdException w:name="Medium Grid 3 Accent 2" w:semiHidden="0" w:uiPriority="69" w:unhideWhenUsed="0"/>
+    <w:lsdException w:name="Dark List Accent 2" w:semiHidden="0" w:uiPriority="70" w:unhideWhenUsed="0"/>
+    <w:lsdException w:name="Colorful Shading Accent 2" w:semiHidden="0" w:uiPriority="71" w:unhideWhenUsed="0"/>
+    <w:lsdException w:name="Colorful List Accent 2" w:semiHidden="0" w:uiPriority="72" w:unhideWhenUsed="0"/>
+    <w:lsdException w:name="Colorful Grid Accent 2" w:semiHidden="0" w:uiPriority="73" w:unhideWhenUsed="0"/>
+    <w:lsdException w:name="Light Shading Accent 3" w:semiHidden="0" w:uiPriority="60" w:unhideWhenUsed="0"/>
+    <w:lsdException w:name="Light List Accent 3" w:semiHidden="0" w:uiPriority="61" w:unhideWhenUsed="0"/>
+    <w:lsdException w:name="Light Grid Accent 3" w:semiHidden="0" w:uiPriority="62" w:unhideWhenUsed="0"/>
+    <w:lsdException w:name="Medium Shading 1 Accent 3" w:semiHidden="0" w:uiPriority="63" w:unhideWhenUsed="0"/>
+    <w:lsdException w:name="Medium Shading 2 Accent 3" w:semiHidden="0" w:uiPriority="64" w:unhideWhenUsed="0"/>
+    <w:lsdException w:name="Medium List 1 Accent 3" w:semiHidden="0" w:uiPriority="65" w:unhideWhenUsed="0"/>
+    <w:lsdException w:name="Medium List 2 Accent 3" w:semiHidden="0" w:uiPriority="66" w:unhideWhenUsed="0"/>
+    <w:lsdException w:name="Medium Grid 1 Accent 3" w:semiHidden="0" w:uiPriority="67" w:unhideWhenUsed="0"/>
+    <w:lsdException w:name="Medium Grid 2 Accent 3" w:semiHidden="0" w:uiPriority="68" w:unhideWhenUsed="0"/>
+    <w:lsdException w:name="Medium Grid 3 Accent 3" w:semiHidden="0" w:uiPriority="69" w:unhideWhenUsed="0"/>
+    <w:lsdException w:name="Dark List Accent 3" w:semiHidden="0" w:uiPriority="70" w:unhideWhenUsed="0"/>
+    <w:lsdException w:name="Colorful Shading Accent 3" w:semiHidden="0" w:uiPriority="71" w:unhideWhenUsed="0"/>
+    <w:lsdException w:name="Colorful List Accent 3" w:semiHidden="0" w:uiPriority="72" w:unhideWhenUsed="0"/>
+    <w:lsdException w:name="Colorful Grid Accent 3" w:semiHidden="0" w:uiPriority="73" w:unhideWhenUsed="0"/>
+    <w:lsdException w:name="Light Shading Accent 4" w:semiHidden="0" w:uiPriority="60" w:unhideWhenUsed="0"/>
+    <w:lsdException w:name="Light List Accent 4" w:semiHidden="0" w:uiPriority="61" w:unhideWhenUsed="0"/>
+    <w:lsdException w:name="Light Grid Accent 4" w:semiHidden="0" w:uiPriority="62" w:unhideWhenUsed="0"/>
+    <w:lsdException w:name="Medium Shading 1 Accent 4" w:semiHidden="0" w:uiPriority="63" w:unhideWhenUsed="0"/>
+    <w:lsdException w:name="Medium Shading 2 Accent 4" w:semiHidden="0" w:uiPriority="64" w:unhideWhenUsed="0"/>
+    <w:lsdException w:name="Medium List 1 Accent 4" w:semiHidden="0" w:uiPriority="65" w:unhideWhenUsed="0"/>
+    <w:lsdException w:name="Medium List 2 Accent 4" w:semiHidden="0" w:uiPriority="66" w:unhideWhenUsed="0"/>
+    <w:lsdException w:name="Medium Grid 1 Accent 4" w:semiHidden="0" w:uiPriority="67" w:unhideWhenUsed="0"/>
+    <w:lsdException w:name="Medium Grid 2 Accent 4" w:semiHidden="0" w:uiPriority="68" w:unhideWhenUsed="0"/>
+    <w:lsdException w:name="Medium Grid 3 Accent 4" w:semiHidden="0" w:uiPriority="69" w:unhideWhenUsed="0"/>
+    <w:lsdException w:name="Dark List Accent 4" w:semiHidden="0" w:uiPriority="70" w:unhideWhenUsed="0"/>
+    <w:lsdException w:name="Colorful Shading Accent 4" w:semiHidden="0" w:uiPriority="71" w:unhideWhenUsed="0"/>
+    <w:lsdException w:name="Colorful List Accent 4" w:semiHidden="0" w:uiPriority="72" w:unhideWhenUsed="0"/>
+    <w:lsdException w:name="Colorful Grid Accent 4" w:semiHidden="0" w:uiPriority="73" w:unhideWhenUsed="0"/>
+    <w:lsdException w:name="Light Shading Accent 5" w:semiHidden="0" w:uiPriority="60" w:unhideWhenUsed="0"/>
+    <w:lsdException w:name="Light List Accent 5" w:semiHidden="0" w:uiPriority="61" w:unhideWhenUsed="0"/>
+    <w:lsdException w:name="Light Grid Accent 5" w:semiHidden="0" w:uiPriority="62" w:unhideWhenUsed="0"/>
+    <w:lsdException w:name="Medium Shading 1 Accent 5" w:semiHidden="0" w:uiPriority="63" w:unhideWhenUsed="0"/>
+    <w:lsdException w:name="Medium Shading 2 Accent 5" w:semiHidden="0" w:uiPriority="64" w:unhideWhenUsed="0"/>
+    <w:lsdException w:name="Medium List 1 Accent 5" w:semiHidden="0" w:uiPriority="65" w:unhideWhenUsed="0"/>
+    <w:lsdException w:name="Medium List 2 Accent 5" w:semiHidden="0" w:uiPriority="66" w:unhideWhenUsed="0"/>
+    <w:lsdException w:name="Medium Grid 1 Accent 5" w:semiHidden="0" w:uiPriority="67" w:unhideWhenUsed="0"/>
+    <w:lsdException w:name="Medium Grid 2 Accent 5" w:semiHidden="0" w:uiPriority="68" w:unhideWhenUsed="0"/>
+    <w:lsdException w:name="Medium Grid 3 Accent 5" w:semiHidden="0" w:uiPriority="69" w:unhideWhenUsed="0"/>
+    <w:lsdException w:name="Dark List Accent 5" w:semiHidden="0" w:uiPriority="70" w:unhideWhenUsed="0"/>
+    <w:lsdException w:name="Colorful Shading Accent 5" w:semiHidden="0" w:uiPriority="71" w:unhideWhenUsed="0"/>
+    <w:lsdException w:name="Colorful List Accent 5" w:semiHidden="0" w:uiPriority="72" w:unhideWhenUsed="0"/>
+    <w:lsdException w:name="Colorful Grid Accent 5" w:semiHidden="0" w:uiPriority="73" w:unhideWhenUsed="0"/>
+    <w:lsdException w:name="Light Shading Accent 6" w:semiHidden="0" w:uiPriority="60" w:unhideWhenUsed="0"/>
+    <w:lsdException w:name="Light List Accent 6" w:semiHidden="0" w:uiPriority="61" w:unhideWhenUsed="0"/>
+    <w:lsdException w:name="Light Grid Accent 6" w:semiHidden="0" w:uiPriority="62" w:unhideWhenUsed="0"/>
+    <w:lsdException w:name="Medium Shading 1 Accent 6" w:semiHidden="0" w:uiPriority="63" w:unhideWhenUsed="0"/>
+    <w:lsdException w:name="Medium Shading 2 Accent 6" w:semiHidden="0" w:uiPriority="64" w:unhideWhenUsed="0"/>
+    <w:lsdException w:name="Medium List 1 Accent 6" w:semiHidden="0" w:uiPriority="65" w:unhideWhenUsed="0"/>
+    <w:lsdException w:name="Medium List 2 Accent 6" w:semiHidden="0" w:uiPriority="66" w:unhideWhenUsed="0"/>
+    <w:lsdException w:name="Medium Grid 1 Accent 6" w:semiHidden="0" w:uiPriority="67" w:unhideWhenUsed="0"/>
+    <w:lsdException w:name="Medium Grid 2 Accent 6" w:semiHidden="0" w:uiPriority="68" w:unhideWhenUsed="0"/>
+    <w:lsdException w:name="Medium Grid 3 Accent 6" w:semiHidden="0" w:uiPriority="69" w:unhideWhenUsed="0"/>
+    <w:lsdException w:name="Dark List Accent 6" w:semiHidden="0" w:uiPriority="70" w:unhideWhenUsed="0"/>
+    <w:lsdException w:name="Colorful Shading Accent 6" w:semiHidden="0" w:uiPriority="71" w:unhideWhenUsed="0"/>
+    <w:lsdException w:name="Colorful List Accent 6" w:semiHidden="0" w:uiPriority="72" w:unhideWhenUsed="0"/>
+    <w:lsdException w:name="Colorful Grid Accent 6" w:semiHidden="0" w:uiPriority="73" w:unhideWhenUsed="0"/>
+    <w:lsdException w:name="Subtle Emphasis" w:semiHidden="0" w:uiPriority="19" w:unhideWhenUsed="0" w:qFormat="1"/>
+    <w:lsdException w:name="Intense Emphasis" w:semiHidden="0" w:uiPriority="21" w:unhideWhenUsed="0" w:qFormat="1"/>
+    <w:lsdException w:name="Subtle Reference" w:semiHidden="0" w:uiPriority="31" w:unhideWhenUsed="0" w:qFormat="1"/>
+    <w:lsdException w:name="Intense Reference" w:semiHidden="0" w:uiPriority="32" w:unhideWhenUsed="0" w:qFormat="1"/>
+    <w:lsdException w:name="Book Title" w:semiHidden="0" w:uiPriority="33" w:unhideWhenUsed="0" w:qFormat="1"/>
+    <w:lsdException w:name="Bibliography" w:uiPriority="37"/>
+    <w:lsdException w:name="TOC Heading" w:uiPriority="39" w:qFormat="1"/>
+  </w:latentStyles>
+  <w:style w:type="paragraph" w:default="1" w:styleId="Normal">
+    <w:name w:val="Normal"/>
+    <w:qFormat/>
+  </w:style>
+  <w:style w:type="character" w:default="1" w:styleId="DefaultParagraphFont">
+    <w:name w:val="Default Paragraph Font"/>
+    <w:uiPriority w:val="1"/>
+    <w:semiHidden/>
+    <w:unhideWhenUsed/>
+  </w:style>
+  <w:style w:type="table" w:default="1" w:styleId="TableNormal">
+    <w:name w:val="Normal Table"/>
+    <w:uiPriority w:val="99"/>
+    <w:semiHidden/>
+    <w:unhideWhenUsed/>
+    <w:tblPr>
+      <w:tblInd w:w="0" w:type="dxa"/>
+      <w:tblCellMar>
+        <w:top w:w="0" w:type="dxa"/>
+        <w:left w:w="108" w:type="dxa"/>
+        <w:bottom w:w="0" w:type="dxa"/>
+        <w:right w:w="108" w:type="dxa"/>
+      </w:tblCellMar>
+    </w:tblPr>
+  </w:style>
+  <w:style w:type="numbering" w:default="1" w:styleId="NoList">
+    <w:name w:val="No List"/>
+    <w:uiPriority w:val="99"/>
+    <w:semiHidden/>
+    <w:unhideWhenUsed/>
   </w:style>
 </w:styles>
 </file>
@@ -2458,7 +3373,7 @@
   <a:extraClrSchemeLst/>
   <a:extLst>
     <a:ext uri="{05A4C25C-085E-4340-85A3-A5531E510DB2}">
-      <thm15:themeFamily xmlns:thm15="http://schemas.microsoft.com/office/thememl/2012/main" name="Office Theme" id="{2E142A2C-CD16-42D6-873A-C26D2A0506FA}" vid="{1BDDFF52-6CD6-40A5-AB3C-68EB2F1E4D0A}"/>
+      <thm15:themeFamily xmlns:thm15="http://schemas.microsoft.com/office/thememl/2012/main" xmlns="" name="Office Theme" id="{2E142A2C-CD16-42D6-873A-C26D2A0506FA}" vid="{1BDDFF52-6CD6-40A5-AB3C-68EB2F1E4D0A}"/>
     </a:ext>
   </a:extLst>
 </a:theme>

--- a/Example.docx
+++ b/Example.docx
@@ -469,7 +469,6 @@
           <w:tcPr>
             <w:tcW w:w="0" w:type="auto"/>
           </w:tcPr>
-          <w:bookmarkStart w:id="1" w:name="_GoBack" w:colFirst="2" w:colLast="2"/>
           <w:p>
             <w:pPr>
               <w:pStyle w:val="Compact"/>
@@ -540,7 +539,6 @@
           </w:p>
         </w:tc>
       </w:tr>
-      <w:bookmarkEnd w:id="1"/>
     </w:tbl>
     <w:p/>
     <w:tbl>
@@ -551,13 +549,13 @@
         <w:tblLook w:val="0000" w:firstRow="0" w:lastRow="0" w:firstColumn="0" w:lastColumn="0" w:noHBand="0" w:noVBand="0"/>
       </w:tblPr>
       <w:tblGrid>
-        <w:gridCol w:w="6408"/>
-        <w:gridCol w:w="3168"/>
+        <w:gridCol w:w="7128"/>
+        <w:gridCol w:w="2448"/>
       </w:tblGrid>
       <w:tr>
         <w:tc>
           <w:tcPr>
-            <w:tcW w:w="6408" w:type="dxa"/>
+            <w:tcW w:w="7128" w:type="dxa"/>
           </w:tcPr>
           <w:p>
             <w:pPr>
@@ -929,7 +927,7 @@
         </w:tc>
         <w:tc>
           <w:tcPr>
-            <w:tcW w:w="3168" w:type="dxa"/>
+            <w:tcW w:w="2448" w:type="dxa"/>
           </w:tcPr>
           <w:p>
             <w:pPr>
@@ -1801,6 +1799,1010 @@
       <w:r>
         <w:t>- R_lower_as_variable: 46.8% - R_upper_as_variable: 23.4% - V_OS_as_variable: 14.6% - I_B_as_variable: 14.0% - I_OS_as_variable: 1.2%</w:t>
       </w:r>
+    </w:p>
+    <w:p>
+      <w:pPr>
+        <w:pStyle w:val="BodyText"/>
+        <w:rPr>
+          <w:b/>
+          <w:bCs/>
+        </w:rPr>
+      </w:pPr>
+    </w:p>
+    <w:p>
+      <w:pPr>
+        <w:pStyle w:val="BodyText"/>
+        <w:rPr>
+          <w:b/>
+          <w:bCs/>
+        </w:rPr>
+      </w:pPr>
+    </w:p>
+    <w:p>
+      <w:pPr>
+        <w:pStyle w:val="BodyText"/>
+      </w:pPr>
+      <w:bookmarkStart w:id="1" w:name="_GoBack"/>
+      <w:bookmarkEnd w:id="1"/>
+      <w:r>
+        <w:rPr>
+          <w:b/>
+          <w:bCs/>
+        </w:rPr>
+        <w:lastRenderedPageBreak/>
+        <w:t>Root Sum Square Analysis</w:t>
+      </w:r>
+    </w:p>
+    <w:p>
+      <w:pPr>
+        <w:pStyle w:val="BodyText"/>
+      </w:pPr>
+      <w:r>
+        <w:t xml:space="preserve">Query: </w:t>
+      </w:r>
+      <m:oMath>
+        <m:sSub>
+          <m:sSubPr>
+            <m:ctrlPr>
+              <w:rPr>
+                <w:rFonts w:ascii="Cambria Math" w:hAnsi="Cambria Math"/>
+              </w:rPr>
+            </m:ctrlPr>
+          </m:sSubPr>
+          <m:e>
+            <m:r>
+              <w:rPr>
+                <w:rFonts w:ascii="Cambria Math" w:hAnsi="Cambria Math"/>
+              </w:rPr>
+              <m:t>V</m:t>
+            </m:r>
+          </m:e>
+          <m:sub>
+            <m:r>
+              <w:rPr>
+                <w:rFonts w:ascii="Cambria Math" w:hAnsi="Cambria Math"/>
+              </w:rPr>
+              <m:t>OUT</m:t>
+            </m:r>
+          </m:sub>
+        </m:sSub>
+        <m:r>
+          <m:rPr>
+            <m:sty m:val="p"/>
+          </m:rPr>
+          <w:rPr>
+            <w:rFonts w:ascii="Cambria Math" w:hAnsi="Cambria Math"/>
+          </w:rPr>
+          <m:t>=</m:t>
+        </m:r>
+      </m:oMath>
+      <w:r>
+        <w:t xml:space="preserve"> </w:t>
+      </w:r>
+    </w:p>
+    <w:tbl>
+      <w:tblPr>
+        <w:tblStyle w:val="Table"/>
+        <w:tblW w:w="5000" w:type="pct"/>
+        <w:tblLayout w:type="fixed"/>
+        <w:tblLook w:val="0020" w:firstRow="1" w:lastRow="0" w:firstColumn="0" w:lastColumn="0" w:noHBand="0" w:noVBand="0"/>
+      </w:tblPr>
+      <w:tblGrid>
+        <w:gridCol w:w="3511"/>
+        <w:gridCol w:w="1596"/>
+        <w:gridCol w:w="2873"/>
+        <w:gridCol w:w="1596"/>
+      </w:tblGrid>
+      <w:tr>
+        <w:trPr>
+          <w:cnfStyle w:val="100000000000" w:firstRow="1" w:lastRow="0" w:firstColumn="0" w:lastColumn="0" w:oddVBand="0" w:evenVBand="0" w:oddHBand="0" w:evenHBand="0" w:firstRowFirstColumn="0" w:firstRowLastColumn="0" w:lastRowFirstColumn="0" w:lastRowLastColumn="0"/>
+          <w:tblHeader/>
+        </w:trPr>
+        <w:tc>
+          <w:tcPr>
+            <w:tcW w:w="2904" w:type="dxa"/>
+          </w:tcPr>
+          <w:p>
+            <w:pPr>
+              <w:pStyle w:val="Compact"/>
+            </w:pPr>
+            <w:r>
+              <w:t>Parameter</w:t>
+            </w:r>
+          </w:p>
+        </w:tc>
+        <w:tc>
+          <w:tcPr>
+            <w:tcW w:w="1320" w:type="dxa"/>
+          </w:tcPr>
+          <w:p>
+            <w:pPr>
+              <w:pStyle w:val="Compact"/>
+            </w:pPr>
+            <w:r>
+              <w:t>Min</w:t>
+            </w:r>
+          </w:p>
+        </w:tc>
+        <w:tc>
+          <w:tcPr>
+            <w:tcW w:w="2376" w:type="dxa"/>
+          </w:tcPr>
+          <w:p>
+            <w:pPr>
+              <w:pStyle w:val="Compact"/>
+            </w:pPr>
+            <w:r>
+              <w:t>Nominal</w:t>
+            </w:r>
+          </w:p>
+        </w:tc>
+        <w:tc>
+          <w:tcPr>
+            <w:tcW w:w="1320" w:type="dxa"/>
+          </w:tcPr>
+          <w:p>
+            <w:pPr>
+              <w:pStyle w:val="Compact"/>
+            </w:pPr>
+            <w:r>
+              <w:t>Max</w:t>
+            </w:r>
+          </w:p>
+        </w:tc>
+      </w:tr>
+      <w:tr>
+        <w:tc>
+          <w:tcPr>
+            <w:tcW w:w="2904" w:type="dxa"/>
+          </w:tcPr>
+          <w:p>
+            <w:pPr>
+              <w:pStyle w:val="Compact"/>
+            </w:pPr>
+            <m:oMath>
+              <m:sSub>
+                <m:sSubPr>
+                  <m:ctrlPr>
+                    <w:rPr>
+                      <w:rFonts w:ascii="Cambria Math" w:hAnsi="Cambria Math"/>
+                    </w:rPr>
+                  </m:ctrlPr>
+                </m:sSubPr>
+                <m:e>
+                  <m:r>
+                    <w:rPr>
+                      <w:rFonts w:ascii="Cambria Math" w:hAnsi="Cambria Math"/>
+                    </w:rPr>
+                    <m:t>R</m:t>
+                  </m:r>
+                </m:e>
+                <m:sub>
+                  <m:r>
+                    <w:rPr>
+                      <w:rFonts w:ascii="Cambria Math" w:hAnsi="Cambria Math"/>
+                    </w:rPr>
+                    <m:t>lower</m:t>
+                  </m:r>
+                </m:sub>
+              </m:sSub>
+            </m:oMath>
+            <w:r>
+              <w:t xml:space="preserve"> </w:t>
+            </w:r>
+          </w:p>
+        </w:tc>
+        <w:tc>
+          <w:tcPr>
+            <w:tcW w:w="1320" w:type="dxa"/>
+          </w:tcPr>
+          <w:p>
+            <w:pPr>
+              <w:pStyle w:val="Compact"/>
+            </w:pPr>
+            <m:oMath>
+              <m:r>
+                <w:rPr>
+                  <w:rFonts w:ascii="Cambria Math" w:hAnsi="Cambria Math"/>
+                </w:rPr>
+                <m:t>998</m:t>
+              </m:r>
+            </m:oMath>
+            <w:r>
+              <w:t xml:space="preserve"> </w:t>
+            </w:r>
+          </w:p>
+        </w:tc>
+        <w:tc>
+          <w:tcPr>
+            <w:tcW w:w="2376" w:type="dxa"/>
+          </w:tcPr>
+          <w:p>
+            <w:pPr>
+              <w:pStyle w:val="Compact"/>
+            </w:pPr>
+            <m:oMath>
+              <m:r>
+                <w:rPr>
+                  <w:rFonts w:ascii="Cambria Math" w:hAnsi="Cambria Math"/>
+                </w:rPr>
+                <m:t>1000</m:t>
+              </m:r>
+            </m:oMath>
+            <w:r>
+              <w:t xml:space="preserve"> </w:t>
+            </w:r>
+          </w:p>
+        </w:tc>
+        <w:tc>
+          <w:tcPr>
+            <w:tcW w:w="1320" w:type="dxa"/>
+          </w:tcPr>
+          <w:p>
+            <w:pPr>
+              <w:pStyle w:val="Compact"/>
+            </w:pPr>
+            <m:oMath>
+              <m:r>
+                <w:rPr>
+                  <w:rFonts w:ascii="Cambria Math" w:hAnsi="Cambria Math"/>
+                </w:rPr>
+                <m:t>1002</m:t>
+              </m:r>
+            </m:oMath>
+            <w:r>
+              <w:t xml:space="preserve"> </w:t>
+            </w:r>
+          </w:p>
+        </w:tc>
+      </w:tr>
+      <w:tr>
+        <w:tc>
+          <w:tcPr>
+            <w:tcW w:w="2904" w:type="dxa"/>
+          </w:tcPr>
+          <w:p>
+            <w:pPr>
+              <w:pStyle w:val="Compact"/>
+            </w:pPr>
+            <m:oMath>
+              <m:sSub>
+                <m:sSubPr>
+                  <m:ctrlPr>
+                    <w:rPr>
+                      <w:rFonts w:ascii="Cambria Math" w:hAnsi="Cambria Math"/>
+                    </w:rPr>
+                  </m:ctrlPr>
+                </m:sSubPr>
+                <m:e>
+                  <m:r>
+                    <w:rPr>
+                      <w:rFonts w:ascii="Cambria Math" w:hAnsi="Cambria Math"/>
+                    </w:rPr>
+                    <m:t>R</m:t>
+                  </m:r>
+                </m:e>
+                <m:sub>
+                  <m:r>
+                    <w:rPr>
+                      <w:rFonts w:ascii="Cambria Math" w:hAnsi="Cambria Math"/>
+                    </w:rPr>
+                    <m:t>upper</m:t>
+                  </m:r>
+                </m:sub>
+              </m:sSub>
+            </m:oMath>
+            <w:r>
+              <w:t xml:space="preserve"> </w:t>
+            </w:r>
+          </w:p>
+        </w:tc>
+        <w:tc>
+          <w:tcPr>
+            <w:tcW w:w="1320" w:type="dxa"/>
+          </w:tcPr>
+          <w:p>
+            <w:pPr>
+              <w:pStyle w:val="Compact"/>
+            </w:pPr>
+            <m:oMath>
+              <m:r>
+                <w:rPr>
+                  <w:rFonts w:ascii="Cambria Math" w:hAnsi="Cambria Math"/>
+                </w:rPr>
+                <m:t>3996</m:t>
+              </m:r>
+            </m:oMath>
+            <w:r>
+              <w:t xml:space="preserve"> </w:t>
+            </w:r>
+          </w:p>
+        </w:tc>
+        <w:tc>
+          <w:tcPr>
+            <w:tcW w:w="2376" w:type="dxa"/>
+          </w:tcPr>
+          <w:p>
+            <w:pPr>
+              <w:pStyle w:val="Compact"/>
+            </w:pPr>
+            <m:oMath>
+              <m:r>
+                <w:rPr>
+                  <w:rFonts w:ascii="Cambria Math" w:hAnsi="Cambria Math"/>
+                </w:rPr>
+                <m:t>4000</m:t>
+              </m:r>
+            </m:oMath>
+            <w:r>
+              <w:t xml:space="preserve"> </w:t>
+            </w:r>
+          </w:p>
+        </w:tc>
+        <w:tc>
+          <w:tcPr>
+            <w:tcW w:w="1320" w:type="dxa"/>
+          </w:tcPr>
+          <w:p>
+            <w:pPr>
+              <w:pStyle w:val="Compact"/>
+            </w:pPr>
+            <m:oMath>
+              <m:r>
+                <w:rPr>
+                  <w:rFonts w:ascii="Cambria Math" w:hAnsi="Cambria Math"/>
+                </w:rPr>
+                <m:t>4004</m:t>
+              </m:r>
+            </m:oMath>
+            <w:r>
+              <w:t xml:space="preserve"> </w:t>
+            </w:r>
+          </w:p>
+        </w:tc>
+      </w:tr>
+      <w:tr>
+        <w:tc>
+          <w:tcPr>
+            <w:tcW w:w="2904" w:type="dxa"/>
+          </w:tcPr>
+          <w:p>
+            <w:pPr>
+              <w:pStyle w:val="Compact"/>
+            </w:pPr>
+            <m:oMath>
+              <m:sSub>
+                <m:sSubPr>
+                  <m:ctrlPr>
+                    <w:rPr>
+                      <w:rFonts w:ascii="Cambria Math" w:hAnsi="Cambria Math"/>
+                    </w:rPr>
+                  </m:ctrlPr>
+                </m:sSubPr>
+                <m:e>
+                  <m:r>
+                    <w:rPr>
+                      <w:rFonts w:ascii="Cambria Math" w:hAnsi="Cambria Math"/>
+                    </w:rPr>
+                    <m:t>I</m:t>
+                  </m:r>
+                </m:e>
+                <m:sub>
+                  <m:r>
+                    <w:rPr>
+                      <w:rFonts w:ascii="Cambria Math" w:hAnsi="Cambria Math"/>
+                    </w:rPr>
+                    <m:t>B</m:t>
+                  </m:r>
+                </m:sub>
+              </m:sSub>
+            </m:oMath>
+            <w:r>
+              <w:t xml:space="preserve"> </w:t>
+            </w:r>
+          </w:p>
+        </w:tc>
+        <w:tc>
+          <w:tcPr>
+            <w:tcW w:w="1320" w:type="dxa"/>
+          </w:tcPr>
+          <w:p>
+            <w:pPr>
+              <w:pStyle w:val="Compact"/>
+            </w:pPr>
+            <m:oMath>
+              <m:r>
+                <m:rPr>
+                  <m:sty m:val="p"/>
+                </m:rPr>
+                <w:rPr>
+                  <w:rFonts w:ascii="Cambria Math" w:hAnsi="Cambria Math"/>
+                </w:rPr>
+                <m:t>-</m:t>
+              </m:r>
+              <m:r>
+                <w:rPr>
+                  <w:rFonts w:ascii="Cambria Math" w:hAnsi="Cambria Math"/>
+                </w:rPr>
+                <m:t>600</m:t>
+              </m:r>
+              <m:r>
+                <m:rPr>
+                  <m:sty m:val="p"/>
+                </m:rPr>
+                <w:rPr>
+                  <w:rFonts w:ascii="Cambria Math" w:hAnsi="Cambria Math"/>
+                </w:rPr>
+                <m:t>⋅</m:t>
+              </m:r>
+              <m:sSup>
+                <m:sSupPr>
+                  <m:ctrlPr>
+                    <w:rPr>
+                      <w:rFonts w:ascii="Cambria Math" w:hAnsi="Cambria Math"/>
+                    </w:rPr>
+                  </m:ctrlPr>
+                </m:sSupPr>
+                <m:e>
+                  <m:r>
+                    <w:rPr>
+                      <w:rFonts w:ascii="Cambria Math" w:hAnsi="Cambria Math"/>
+                    </w:rPr>
+                    <m:t>10</m:t>
+                  </m:r>
+                </m:e>
+                <m:sup>
+                  <m:r>
+                    <m:rPr>
+                      <m:sty m:val="p"/>
+                    </m:rPr>
+                    <w:rPr>
+                      <w:rFonts w:ascii="Cambria Math" w:hAnsi="Cambria Math"/>
+                    </w:rPr>
+                    <m:t>-</m:t>
+                  </m:r>
+                  <m:r>
+                    <w:rPr>
+                      <w:rFonts w:ascii="Cambria Math" w:hAnsi="Cambria Math"/>
+                    </w:rPr>
+                    <m:t>9</m:t>
+                  </m:r>
+                </m:sup>
+              </m:sSup>
+            </m:oMath>
+            <w:r>
+              <w:t xml:space="preserve"> </w:t>
+            </w:r>
+          </w:p>
+        </w:tc>
+        <w:tc>
+          <w:tcPr>
+            <w:tcW w:w="2376" w:type="dxa"/>
+          </w:tcPr>
+          <w:p>
+            <w:pPr>
+              <w:pStyle w:val="Compact"/>
+            </w:pPr>
+            <m:oMath>
+              <m:r>
+                <w:rPr>
+                  <w:rFonts w:ascii="Cambria Math" w:hAnsi="Cambria Math"/>
+                </w:rPr>
+                <m:t>0</m:t>
+              </m:r>
+            </m:oMath>
+            <w:r>
+              <w:t xml:space="preserve"> </w:t>
+            </w:r>
+          </w:p>
+        </w:tc>
+        <w:tc>
+          <w:tcPr>
+            <w:tcW w:w="1320" w:type="dxa"/>
+          </w:tcPr>
+          <w:p>
+            <w:pPr>
+              <w:pStyle w:val="Compact"/>
+            </w:pPr>
+            <m:oMath>
+              <m:r>
+                <w:rPr>
+                  <w:rFonts w:ascii="Cambria Math" w:hAnsi="Cambria Math"/>
+                </w:rPr>
+                <m:t>600</m:t>
+              </m:r>
+              <m:r>
+                <m:rPr>
+                  <m:sty m:val="p"/>
+                </m:rPr>
+                <w:rPr>
+                  <w:rFonts w:ascii="Cambria Math" w:hAnsi="Cambria Math"/>
+                </w:rPr>
+                <m:t>⋅</m:t>
+              </m:r>
+              <m:sSup>
+                <m:sSupPr>
+                  <m:ctrlPr>
+                    <w:rPr>
+                      <w:rFonts w:ascii="Cambria Math" w:hAnsi="Cambria Math"/>
+                    </w:rPr>
+                  </m:ctrlPr>
+                </m:sSupPr>
+                <m:e>
+                  <m:r>
+                    <w:rPr>
+                      <w:rFonts w:ascii="Cambria Math" w:hAnsi="Cambria Math"/>
+                    </w:rPr>
+                    <m:t>10</m:t>
+                  </m:r>
+                </m:e>
+                <m:sup>
+                  <m:r>
+                    <m:rPr>
+                      <m:sty m:val="p"/>
+                    </m:rPr>
+                    <w:rPr>
+                      <w:rFonts w:ascii="Cambria Math" w:hAnsi="Cambria Math"/>
+                    </w:rPr>
+                    <m:t>-</m:t>
+                  </m:r>
+                  <m:r>
+                    <w:rPr>
+                      <w:rFonts w:ascii="Cambria Math" w:hAnsi="Cambria Math"/>
+                    </w:rPr>
+                    <m:t>9</m:t>
+                  </m:r>
+                </m:sup>
+              </m:sSup>
+            </m:oMath>
+            <w:r>
+              <w:t xml:space="preserve"> </w:t>
+            </w:r>
+          </w:p>
+        </w:tc>
+      </w:tr>
+      <w:tr>
+        <w:tc>
+          <w:tcPr>
+            <w:tcW w:w="2904" w:type="dxa"/>
+          </w:tcPr>
+          <w:p>
+            <w:pPr>
+              <w:pStyle w:val="Compact"/>
+            </w:pPr>
+            <m:oMath>
+              <m:sSub>
+                <m:sSubPr>
+                  <m:ctrlPr>
+                    <w:rPr>
+                      <w:rFonts w:ascii="Cambria Math" w:hAnsi="Cambria Math"/>
+                    </w:rPr>
+                  </m:ctrlPr>
+                </m:sSubPr>
+                <m:e>
+                  <m:r>
+                    <w:rPr>
+                      <w:rFonts w:ascii="Cambria Math" w:hAnsi="Cambria Math"/>
+                    </w:rPr>
+                    <m:t>I</m:t>
+                  </m:r>
+                </m:e>
+                <m:sub>
+                  <m:r>
+                    <w:rPr>
+                      <w:rFonts w:ascii="Cambria Math" w:hAnsi="Cambria Math"/>
+                    </w:rPr>
+                    <m:t>OS</m:t>
+                  </m:r>
+                </m:sub>
+              </m:sSub>
+            </m:oMath>
+            <w:r>
+              <w:t xml:space="preserve"> </w:t>
+            </w:r>
+          </w:p>
+        </w:tc>
+        <w:tc>
+          <w:tcPr>
+            <w:tcW w:w="1320" w:type="dxa"/>
+          </w:tcPr>
+          <w:p>
+            <w:pPr>
+              <w:pStyle w:val="Compact"/>
+            </w:pPr>
+            <m:oMath>
+              <m:r>
+                <m:rPr>
+                  <m:sty m:val="p"/>
+                </m:rPr>
+                <w:rPr>
+                  <w:rFonts w:ascii="Cambria Math" w:hAnsi="Cambria Math"/>
+                </w:rPr>
+                <m:t>-</m:t>
+              </m:r>
+              <m:r>
+                <w:rPr>
+                  <w:rFonts w:ascii="Cambria Math" w:hAnsi="Cambria Math"/>
+                </w:rPr>
+                <m:t>100</m:t>
+              </m:r>
+              <m:r>
+                <m:rPr>
+                  <m:sty m:val="p"/>
+                </m:rPr>
+                <w:rPr>
+                  <w:rFonts w:ascii="Cambria Math" w:hAnsi="Cambria Math"/>
+                </w:rPr>
+                <m:t>⋅</m:t>
+              </m:r>
+              <m:sSup>
+                <m:sSupPr>
+                  <m:ctrlPr>
+                    <w:rPr>
+                      <w:rFonts w:ascii="Cambria Math" w:hAnsi="Cambria Math"/>
+                    </w:rPr>
+                  </m:ctrlPr>
+                </m:sSupPr>
+                <m:e>
+                  <m:r>
+                    <w:rPr>
+                      <w:rFonts w:ascii="Cambria Math" w:hAnsi="Cambria Math"/>
+                    </w:rPr>
+                    <m:t>10</m:t>
+                  </m:r>
+                </m:e>
+                <m:sup>
+                  <m:r>
+                    <m:rPr>
+                      <m:sty m:val="p"/>
+                    </m:rPr>
+                    <w:rPr>
+                      <w:rFonts w:ascii="Cambria Math" w:hAnsi="Cambria Math"/>
+                    </w:rPr>
+                    <m:t>-</m:t>
+                  </m:r>
+                  <m:r>
+                    <w:rPr>
+                      <w:rFonts w:ascii="Cambria Math" w:hAnsi="Cambria Math"/>
+                    </w:rPr>
+                    <m:t>9</m:t>
+                  </m:r>
+                </m:sup>
+              </m:sSup>
+            </m:oMath>
+            <w:r>
+              <w:t xml:space="preserve"> </w:t>
+            </w:r>
+          </w:p>
+        </w:tc>
+        <w:tc>
+          <w:tcPr>
+            <w:tcW w:w="2376" w:type="dxa"/>
+          </w:tcPr>
+          <w:p>
+            <w:pPr>
+              <w:pStyle w:val="Compact"/>
+            </w:pPr>
+            <m:oMath>
+              <m:r>
+                <w:rPr>
+                  <w:rFonts w:ascii="Cambria Math" w:hAnsi="Cambria Math"/>
+                </w:rPr>
+                <m:t>0</m:t>
+              </m:r>
+            </m:oMath>
+            <w:r>
+              <w:t xml:space="preserve"> </w:t>
+            </w:r>
+          </w:p>
+        </w:tc>
+        <w:tc>
+          <w:tcPr>
+            <w:tcW w:w="1320" w:type="dxa"/>
+          </w:tcPr>
+          <w:p>
+            <w:pPr>
+              <w:pStyle w:val="Compact"/>
+            </w:pPr>
+            <m:oMath>
+              <m:r>
+                <w:rPr>
+                  <w:rFonts w:ascii="Cambria Math" w:hAnsi="Cambria Math"/>
+                </w:rPr>
+                <m:t>100</m:t>
+              </m:r>
+              <m:r>
+                <m:rPr>
+                  <m:sty m:val="p"/>
+                </m:rPr>
+                <w:rPr>
+                  <w:rFonts w:ascii="Cambria Math" w:hAnsi="Cambria Math"/>
+                </w:rPr>
+                <m:t>⋅</m:t>
+              </m:r>
+              <m:sSup>
+                <m:sSupPr>
+                  <m:ctrlPr>
+                    <w:rPr>
+                      <w:rFonts w:ascii="Cambria Math" w:hAnsi="Cambria Math"/>
+                    </w:rPr>
+                  </m:ctrlPr>
+                </m:sSupPr>
+                <m:e>
+                  <m:r>
+                    <w:rPr>
+                      <w:rFonts w:ascii="Cambria Math" w:hAnsi="Cambria Math"/>
+                    </w:rPr>
+                    <m:t>10</m:t>
+                  </m:r>
+                </m:e>
+                <m:sup>
+                  <m:r>
+                    <m:rPr>
+                      <m:sty m:val="p"/>
+                    </m:rPr>
+                    <w:rPr>
+                      <w:rFonts w:ascii="Cambria Math" w:hAnsi="Cambria Math"/>
+                    </w:rPr>
+                    <m:t>-</m:t>
+                  </m:r>
+                  <m:r>
+                    <w:rPr>
+                      <w:rFonts w:ascii="Cambria Math" w:hAnsi="Cambria Math"/>
+                    </w:rPr>
+                    <m:t>9</m:t>
+                  </m:r>
+                </m:sup>
+              </m:sSup>
+            </m:oMath>
+            <w:r>
+              <w:t xml:space="preserve"> </w:t>
+            </w:r>
+          </w:p>
+        </w:tc>
+      </w:tr>
+      <w:tr>
+        <w:tc>
+          <w:tcPr>
+            <w:tcW w:w="2904" w:type="dxa"/>
+          </w:tcPr>
+          <w:p>
+            <w:pPr>
+              <w:pStyle w:val="Compact"/>
+            </w:pPr>
+            <m:oMath>
+              <m:sSub>
+                <m:sSubPr>
+                  <m:ctrlPr>
+                    <w:rPr>
+                      <w:rFonts w:ascii="Cambria Math" w:hAnsi="Cambria Math"/>
+                    </w:rPr>
+                  </m:ctrlPr>
+                </m:sSubPr>
+                <m:e>
+                  <m:r>
+                    <w:rPr>
+                      <w:rFonts w:ascii="Cambria Math" w:hAnsi="Cambria Math"/>
+                    </w:rPr>
+                    <m:t>V</m:t>
+                  </m:r>
+                </m:e>
+                <m:sub>
+                  <m:r>
+                    <w:rPr>
+                      <w:rFonts w:ascii="Cambria Math" w:hAnsi="Cambria Math"/>
+                    </w:rPr>
+                    <m:t>OS</m:t>
+                  </m:r>
+                </m:sub>
+              </m:sSub>
+            </m:oMath>
+            <w:r>
+              <w:t xml:space="preserve"> </w:t>
+            </w:r>
+          </w:p>
+        </w:tc>
+        <w:tc>
+          <w:tcPr>
+            <w:tcW w:w="1320" w:type="dxa"/>
+          </w:tcPr>
+          <w:p>
+            <w:pPr>
+              <w:pStyle w:val="Compact"/>
+            </w:pPr>
+            <m:oMath>
+              <m:r>
+                <m:rPr>
+                  <m:sty m:val="p"/>
+                </m:rPr>
+                <w:rPr>
+                  <w:rFonts w:ascii="Cambria Math" w:hAnsi="Cambria Math"/>
+                </w:rPr>
+                <m:t>-</m:t>
+              </m:r>
+              <m:r>
+                <w:rPr>
+                  <w:rFonts w:ascii="Cambria Math" w:hAnsi="Cambria Math"/>
+                </w:rPr>
+                <m:t>500</m:t>
+              </m:r>
+              <m:r>
+                <m:rPr>
+                  <m:sty m:val="p"/>
+                </m:rPr>
+                <w:rPr>
+                  <w:rFonts w:ascii="Cambria Math" w:hAnsi="Cambria Math"/>
+                </w:rPr>
+                <m:t>⋅</m:t>
+              </m:r>
+              <m:sSup>
+                <m:sSupPr>
+                  <m:ctrlPr>
+                    <w:rPr>
+                      <w:rFonts w:ascii="Cambria Math" w:hAnsi="Cambria Math"/>
+                    </w:rPr>
+                  </m:ctrlPr>
+                </m:sSupPr>
+                <m:e>
+                  <m:r>
+                    <w:rPr>
+                      <w:rFonts w:ascii="Cambria Math" w:hAnsi="Cambria Math"/>
+                    </w:rPr>
+                    <m:t>10</m:t>
+                  </m:r>
+                </m:e>
+                <m:sup>
+                  <m:r>
+                    <m:rPr>
+                      <m:sty m:val="p"/>
+                    </m:rPr>
+                    <w:rPr>
+                      <w:rFonts w:ascii="Cambria Math" w:hAnsi="Cambria Math"/>
+                    </w:rPr>
+                    <m:t>-</m:t>
+                  </m:r>
+                  <m:r>
+                    <w:rPr>
+                      <w:rFonts w:ascii="Cambria Math" w:hAnsi="Cambria Math"/>
+                    </w:rPr>
+                    <m:t>6</m:t>
+                  </m:r>
+                </m:sup>
+              </m:sSup>
+            </m:oMath>
+            <w:r>
+              <w:t xml:space="preserve"> </w:t>
+            </w:r>
+          </w:p>
+        </w:tc>
+        <w:tc>
+          <w:tcPr>
+            <w:tcW w:w="2376" w:type="dxa"/>
+          </w:tcPr>
+          <w:p>
+            <w:pPr>
+              <w:pStyle w:val="Compact"/>
+            </w:pPr>
+            <m:oMath>
+              <m:r>
+                <w:rPr>
+                  <w:rFonts w:ascii="Cambria Math" w:hAnsi="Cambria Math"/>
+                </w:rPr>
+                <m:t>0</m:t>
+              </m:r>
+            </m:oMath>
+            <w:r>
+              <w:t xml:space="preserve"> </w:t>
+            </w:r>
+          </w:p>
+        </w:tc>
+        <w:tc>
+          <w:tcPr>
+            <w:tcW w:w="1320" w:type="dxa"/>
+          </w:tcPr>
+          <w:p>
+            <w:pPr>
+              <w:pStyle w:val="Compact"/>
+            </w:pPr>
+            <m:oMath>
+              <m:r>
+                <w:rPr>
+                  <w:rFonts w:ascii="Cambria Math" w:hAnsi="Cambria Math"/>
+                </w:rPr>
+                <m:t>500</m:t>
+              </m:r>
+              <m:r>
+                <m:rPr>
+                  <m:sty m:val="p"/>
+                </m:rPr>
+                <w:rPr>
+                  <w:rFonts w:ascii="Cambria Math" w:hAnsi="Cambria Math"/>
+                </w:rPr>
+                <m:t>⋅</m:t>
+              </m:r>
+              <m:sSup>
+                <m:sSupPr>
+                  <m:ctrlPr>
+                    <w:rPr>
+                      <w:rFonts w:ascii="Cambria Math" w:hAnsi="Cambria Math"/>
+                    </w:rPr>
+                  </m:ctrlPr>
+                </m:sSupPr>
+                <m:e>
+                  <m:r>
+                    <w:rPr>
+                      <w:rFonts w:ascii="Cambria Math" w:hAnsi="Cambria Math"/>
+                    </w:rPr>
+                    <m:t>10</m:t>
+                  </m:r>
+                </m:e>
+                <m:sup>
+                  <m:r>
+                    <m:rPr>
+                      <m:sty m:val="p"/>
+                    </m:rPr>
+                    <w:rPr>
+                      <w:rFonts w:ascii="Cambria Math" w:hAnsi="Cambria Math"/>
+                    </w:rPr>
+                    <m:t>-</m:t>
+                  </m:r>
+                  <m:r>
+                    <w:rPr>
+                      <w:rFonts w:ascii="Cambria Math" w:hAnsi="Cambria Math"/>
+                    </w:rPr>
+                    <m:t>6</m:t>
+                  </m:r>
+                </m:sup>
+              </m:sSup>
+            </m:oMath>
+            <w:r>
+              <w:t xml:space="preserve"> </w:t>
+            </w:r>
+          </w:p>
+        </w:tc>
+      </w:tr>
+    </w:tbl>
+    <w:p>
+      <w:pPr>
+        <w:pStyle w:val="BodyText"/>
+      </w:pPr>
+      <w:r>
+        <w:t>Nominal: 5</w:t>
+      </w:r>
+    </w:p>
+    <w:p>
+      <w:pPr>
+        <w:pStyle w:val="BodyText"/>
+      </w:pPr>
+      <w:r>
+        <w:t>RSS Min: 4.9904</w:t>
+      </w:r>
+    </w:p>
+    <w:p>
+      <w:pPr>
+        <w:pStyle w:val="BodyText"/>
+      </w:pPr>
+      <w:r>
+        <w:t>RSS Max: 5.0096</w:t>
+      </w:r>
+    </w:p>
+    <w:p>
+      <w:pPr>
+        <w:pStyle w:val="BodyText"/>
+      </w:pPr>
+      <w:r>
+        <w:rPr>
+          <w:b/>
+          <w:bCs/>
+        </w:rPr>
+        <w:t>Sensitivity (% of RSS variance):</w:t>
+      </w:r>
+      <w:r>
+        <w:t xml:space="preserve"> - R_lower_as_variable: 69.6% - R_upper_as_variable: 17.3% </w:t>
+      </w:r>
+      <w:r>
+        <w:t>- V_OS_as_variable: 6.8% - I_B_as_variable: 6.2% - I_OS_as_variable: 0.0%</w:t>
+      </w:r>
       <w:bookmarkEnd w:id="0"/>
     </w:p>
     <w:sectPr>
@@ -1820,7 +2822,7 @@
   <w:abstractNum w:abstractNumId="0">
     <w:nsid w:val="0000A990"/>
     <w:multiLevelType w:val="multilevel"/>
-    <w:tmpl w:val="59E62344"/>
+    <w:tmpl w:val="4210CF98"/>
     <w:lvl w:ilvl="0">
       <w:numFmt w:val="bullet"/>
       <w:lvlText w:val=" "/>
@@ -2870,7 +3872,7 @@
     <w:name w:val="Balloon Text"/>
     <w:basedOn w:val="Normal"/>
     <w:link w:val="BalloonTextChar"/>
-    <w:rsid w:val="00132D7C"/>
+    <w:rsid w:val="002727F0"/>
     <w:pPr>
       <w:spacing w:after="0"/>
     </w:pPr>
@@ -2884,7 +3886,7 @@
     <w:name w:val="Balloon Text Char"/>
     <w:basedOn w:val="DefaultParagraphFont"/>
     <w:link w:val="BalloonText"/>
-    <w:rsid w:val="00132D7C"/>
+    <w:rsid w:val="002727F0"/>
     <w:rPr>
       <w:rFonts w:ascii="Tahoma" w:hAnsi="Tahoma" w:cs="Tahoma"/>
       <w:sz w:val="16"/>
